--- a/智能网联汽车技术/chaoxing/实验/实验三/实验三(传感器目标识别)报告模板.docx
+++ b/智能网联汽车技术/chaoxing/实验/实验三/实验三(传感器目标识别)报告模板.docx
@@ -1,11 +1,12 @@
 
 <file path=word/document.xml><?xml version="1.0" encoding="utf-8"?>
-<w:document xmlns:wpc="http://schemas.microsoft.com/office/word/2010/wordprocessingCanvas" xmlns:cx="http://schemas.microsoft.com/office/drawing/2014/chartex" xmlns:cx1="http://schemas.microsoft.com/office/drawing/2015/9/8/chartex" xmlns:cx2="http://schemas.microsoft.com/office/drawing/2015/10/21/chartex" xmlns:cx3="http://schemas.microsoft.com/office/drawing/2016/5/9/chartex" xmlns:cx4="http://schemas.microsoft.com/office/drawing/2016/5/10/chartex" xmlns:cx5="http://schemas.microsoft.com/office/drawing/2016/5/11/chartex" xmlns:cx6="http://schemas.microsoft.com/office/drawing/2016/5/12/chartex" xmlns:cx7="http://schemas.microsoft.com/office/drawing/2016/5/13/chartex" xmlns:cx8="http://schemas.microsoft.com/office/drawing/2016/5/14/chartex" xmlns:mc="http://schemas.openxmlformats.org/markup-compatibility/2006" xmlns:aink="http://schemas.microsoft.com/office/drawing/2016/ink" xmlns:am3d="http://schemas.microsoft.com/office/drawing/2017/model3d" xmlns:o="urn:schemas-microsoft-com:office:office" xmlns:r="http://schemas.openxmlformats.org/officeDocument/2006/relationships" xmlns:m="http://schemas.openxmlformats.org/officeDocument/2006/math" xmlns:v="urn:schemas-microsoft-com:vml" xmlns:wp14="http://schemas.microsoft.com/office/word/2010/wordprocessingDrawing" xmlns:wp="http://schemas.openxmlformats.org/drawingml/2006/wordprocessingDrawing" xmlns:w10="urn:schemas-microsoft-com:office:word" xmlns:w="http://schemas.openxmlformats.org/wordprocessingml/2006/main" xmlns:w14="http://schemas.microsoft.com/office/word/2010/wordml" xmlns:w15="http://schemas.microsoft.com/office/word/2012/wordml" xmlns:w16cex="http://schemas.microsoft.com/office/word/2018/wordml/cex" xmlns:w16cid="http://schemas.microsoft.com/office/word/2016/wordml/cid" xmlns:w16="http://schemas.microsoft.com/office/word/2018/wordml" xmlns:w16sdtdh="http://schemas.microsoft.com/office/word/2020/wordml/sdtdatahash" xmlns:w16se="http://schemas.microsoft.com/office/word/2015/wordml/symex" xmlns:wpg="http://schemas.microsoft.com/office/word/2010/wordprocessingGroup" xmlns:wpi="http://schemas.microsoft.com/office/word/2010/wordprocessingInk" xmlns:wne="http://schemas.microsoft.com/office/word/2006/wordml" xmlns:wps="http://schemas.microsoft.com/office/word/2010/wordprocessingShape" mc:Ignorable="w14 w15 w16se w16cid w16 w16cex w16sdtdh wp14">
+<w:document xmlns:wpc="http://schemas.microsoft.com/office/word/2010/wordprocessingCanvas" xmlns:cx="http://schemas.microsoft.com/office/drawing/2014/chartex" xmlns:cx1="http://schemas.microsoft.com/office/drawing/2015/9/8/chartex" xmlns:cx2="http://schemas.microsoft.com/office/drawing/2015/10/21/chartex" xmlns:cx3="http://schemas.microsoft.com/office/drawing/2016/5/9/chartex" xmlns:cx4="http://schemas.microsoft.com/office/drawing/2016/5/10/chartex" xmlns:cx5="http://schemas.microsoft.com/office/drawing/2016/5/11/chartex" xmlns:cx6="http://schemas.microsoft.com/office/drawing/2016/5/12/chartex" xmlns:cx7="http://schemas.microsoft.com/office/drawing/2016/5/13/chartex" xmlns:cx8="http://schemas.microsoft.com/office/drawing/2016/5/14/chartex" xmlns:mc="http://schemas.openxmlformats.org/markup-compatibility/2006" xmlns:aink="http://schemas.microsoft.com/office/drawing/2016/ink" xmlns:am3d="http://schemas.microsoft.com/office/drawing/2017/model3d" xmlns:o="urn:schemas-microsoft-com:office:office" xmlns:oel="http://schemas.microsoft.com/office/2019/extlst" xmlns:r="http://schemas.openxmlformats.org/officeDocument/2006/relationships" xmlns:m="http://schemas.openxmlformats.org/officeDocument/2006/math" xmlns:v="urn:schemas-microsoft-com:vml" xmlns:wp14="http://schemas.microsoft.com/office/word/2010/wordprocessingDrawing" xmlns:wp="http://schemas.openxmlformats.org/drawingml/2006/wordprocessingDrawing" xmlns:w10="urn:schemas-microsoft-com:office:word" xmlns:w="http://schemas.openxmlformats.org/wordprocessingml/2006/main" xmlns:w14="http://schemas.microsoft.com/office/word/2010/wordml" xmlns:w15="http://schemas.microsoft.com/office/word/2012/wordml" xmlns:w16cex="http://schemas.microsoft.com/office/word/2018/wordml/cex" xmlns:w16cid="http://schemas.microsoft.com/office/word/2016/wordml/cid" xmlns:w16="http://schemas.microsoft.com/office/word/2018/wordml" xmlns:w16du="http://schemas.microsoft.com/office/word/2023/wordml/word16du" xmlns:w16sdtdh="http://schemas.microsoft.com/office/word/2020/wordml/sdtdatahash" xmlns:w16sdtfl="http://schemas.microsoft.com/office/word/2024/wordml/sdtformatlock" xmlns:w16se="http://schemas.microsoft.com/office/word/2015/wordml/symex" xmlns:wpg="http://schemas.microsoft.com/office/word/2010/wordprocessingGroup" xmlns:wpi="http://schemas.microsoft.com/office/word/2010/wordprocessingInk" xmlns:wne="http://schemas.microsoft.com/office/word/2006/wordml" xmlns:wps="http://schemas.microsoft.com/office/word/2010/wordprocessingShape" mc:Ignorable="w14 w15 w16se w16cid w16 w16cex w16sdtdh w16sdtfl w16du wp14">
   <w:body>
     <w:p>
       <w:pPr>
         <w:jc w:val="center"/>
         <w:rPr>
+          <w:rFonts w:hint="eastAsia"/>
           <w:b/>
           <w:bCs/>
           <w:sz w:val="24"/>
@@ -63,10 +64,17 @@
         <w:t>（实验报告）</w:t>
       </w:r>
     </w:p>
-    <w:p/>
-    <w:p>
-      <w:pPr>
-        <w:rPr>
+    <w:p>
+      <w:pPr>
+        <w:rPr>
+          <w:rFonts w:hint="eastAsia"/>
+        </w:rPr>
+      </w:pPr>
+    </w:p>
+    <w:p>
+      <w:pPr>
+        <w:rPr>
+          <w:rFonts w:hint="eastAsia"/>
           <w:b/>
           <w:bCs/>
           <w:szCs w:val="21"/>
@@ -83,6 +91,11 @@
       </w:r>
     </w:p>
     <w:p>
+      <w:pPr>
+        <w:rPr>
+          <w:rFonts w:hint="eastAsia"/>
+        </w:rPr>
+      </w:pPr>
       <w:r>
         <w:tab/>
         <w:t>1</w:t>
@@ -149,6 +162,11 @@
       </w:r>
     </w:p>
     <w:p>
+      <w:pPr>
+        <w:rPr>
+          <w:rFonts w:hint="eastAsia"/>
+        </w:rPr>
+      </w:pPr>
       <w:r>
         <w:tab/>
         <w:t>2</w:t>
@@ -184,10 +202,17 @@
         <w:t>掌握车辆识别、行人识别、交通标志识别和道路识别等目标识别方法。</w:t>
       </w:r>
     </w:p>
-    <w:p/>
-    <w:p>
-      <w:pPr>
-        <w:rPr>
+    <w:p>
+      <w:pPr>
+        <w:rPr>
+          <w:rFonts w:hint="eastAsia"/>
+        </w:rPr>
+      </w:pPr>
+    </w:p>
+    <w:p>
+      <w:pPr>
+        <w:rPr>
+          <w:rFonts w:hint="eastAsia"/>
           <w:b/>
           <w:bCs/>
           <w:szCs w:val="21"/>
@@ -222,6 +247,9 @@
     <w:p>
       <w:pPr>
         <w:ind w:firstLineChars="200" w:firstLine="420"/>
+        <w:rPr>
+          <w:rFonts w:hint="eastAsia"/>
+        </w:rPr>
       </w:pPr>
       <w:r>
         <w:rPr>
@@ -233,11 +261,15 @@
     <w:p>
       <w:pPr>
         <w:ind w:firstLineChars="200" w:firstLine="420"/>
-      </w:pPr>
-    </w:p>
-    <w:p>
-      <w:pPr>
-        <w:rPr>
+        <w:rPr>
+          <w:rFonts w:hint="eastAsia"/>
+        </w:rPr>
+      </w:pPr>
+    </w:p>
+    <w:p>
+      <w:pPr>
+        <w:rPr>
+          <w:rFonts w:hint="eastAsia"/>
           <w:b/>
           <w:bCs/>
           <w:szCs w:val="21"/>
@@ -270,6 +302,11 @@
       </w:r>
     </w:p>
     <w:p>
+      <w:pPr>
+        <w:rPr>
+          <w:rFonts w:hint="eastAsia"/>
+        </w:rPr>
+      </w:pPr>
       <w:r>
         <w:rPr>
           <w:b/>
@@ -301,6 +338,11 @@
       </w:r>
     </w:p>
     <w:p>
+      <w:pPr>
+        <w:rPr>
+          <w:rFonts w:hint="eastAsia"/>
+        </w:rPr>
+      </w:pPr>
       <w:r>
         <w:rPr>
           <w:szCs w:val="21"/>
@@ -311,6 +353,7 @@
     <w:p>
       <w:pPr>
         <w:rPr>
+          <w:rFonts w:hint="eastAsia"/>
           <w:b/>
           <w:bCs/>
           <w:szCs w:val="21"/>
@@ -345,6 +388,11 @@
       </w:r>
     </w:p>
     <w:p>
+      <w:pPr>
+        <w:rPr>
+          <w:rFonts w:hint="eastAsia"/>
+        </w:rPr>
+      </w:pPr>
       <w:r>
         <w:tab/>
       </w:r>
@@ -371,6 +419,11 @@
       </w:r>
     </w:p>
     <w:p>
+      <w:pPr>
+        <w:rPr>
+          <w:rFonts w:hint="eastAsia"/>
+        </w:rPr>
+      </w:pPr>
       <w:r>
         <w:tab/>
       </w:r>
@@ -397,6 +450,11 @@
       </w:r>
     </w:p>
     <w:p>
+      <w:pPr>
+        <w:rPr>
+          <w:rFonts w:hint="eastAsia"/>
+        </w:rPr>
+      </w:pPr>
       <w:r>
         <w:tab/>
       </w:r>
@@ -423,6 +481,11 @@
       </w:r>
     </w:p>
     <w:p>
+      <w:pPr>
+        <w:rPr>
+          <w:rFonts w:hint="eastAsia"/>
+        </w:rPr>
+      </w:pPr>
       <w:r>
         <w:tab/>
       </w:r>
@@ -448,10 +511,17 @@
         <w:t>MATLAB的道路检测函数，对图像中的车道线进行识别。</w:t>
       </w:r>
     </w:p>
-    <w:p/>
-    <w:p>
-      <w:pPr>
-        <w:rPr>
+    <w:p>
+      <w:pPr>
+        <w:rPr>
+          <w:rFonts w:hint="eastAsia"/>
+        </w:rPr>
+      </w:pPr>
+    </w:p>
+    <w:p>
+      <w:pPr>
+        <w:rPr>
+          <w:rFonts w:hint="eastAsia"/>
           <w:b/>
           <w:bCs/>
           <w:szCs w:val="21"/>
@@ -484,6 +554,11 @@
       </w:r>
     </w:p>
     <w:p>
+      <w:pPr>
+        <w:rPr>
+          <w:rFonts w:hint="eastAsia"/>
+        </w:rPr>
+      </w:pPr>
       <w:r>
         <w:tab/>
       </w:r>
@@ -515,6 +590,9 @@
     <w:p>
       <w:pPr>
         <w:ind w:firstLine="420"/>
+        <w:rPr>
+          <w:rFonts w:hint="eastAsia"/>
+        </w:rPr>
       </w:pPr>
       <w:proofErr w:type="spellStart"/>
       <w:r>
@@ -545,6 +623,9 @@
     <w:p>
       <w:pPr>
         <w:ind w:firstLine="420"/>
+        <w:rPr>
+          <w:rFonts w:hint="eastAsia"/>
+        </w:rPr>
       </w:pPr>
       <w:r>
         <w:rPr>
@@ -556,6 +637,9 @@
     <w:p>
       <w:pPr>
         <w:ind w:firstLine="420"/>
+        <w:rPr>
+          <w:rFonts w:hint="eastAsia"/>
+        </w:rPr>
       </w:pPr>
       <w:r>
         <w:rPr>
@@ -588,6 +672,9 @@
     <w:p>
       <w:pPr>
         <w:ind w:firstLine="420"/>
+        <w:rPr>
+          <w:rFonts w:hint="eastAsia"/>
+        </w:rPr>
       </w:pPr>
       <w:r>
         <w:t>2022级新生（包括普教本科、科技学院、专升本）全部开通，账号和密码相关信息如下：</w:t>
@@ -596,6 +683,9 @@
     <w:p>
       <w:pPr>
         <w:ind w:firstLine="420"/>
+        <w:rPr>
+          <w:rFonts w:hint="eastAsia"/>
+        </w:rPr>
       </w:pPr>
       <w:r>
         <w:rPr>
@@ -607,6 +697,9 @@
     <w:p>
       <w:pPr>
         <w:ind w:firstLine="420"/>
+        <w:rPr>
+          <w:rFonts w:hint="eastAsia"/>
+        </w:rPr>
       </w:pPr>
       <w:r>
         <w:rPr>
@@ -626,6 +719,9 @@
     <w:p>
       <w:pPr>
         <w:ind w:firstLine="420"/>
+        <w:rPr>
+          <w:rFonts w:hint="eastAsia"/>
+        </w:rPr>
       </w:pPr>
       <w:r>
         <w:t>(也可以用注册报到的手机号进行密码找回)</w:t>
@@ -634,6 +730,9 @@
     <w:p>
       <w:pPr>
         <w:ind w:firstLine="420"/>
+        <w:rPr>
+          <w:rFonts w:hint="eastAsia"/>
+        </w:rPr>
       </w:pPr>
       <w:r>
         <w:rPr>
@@ -648,6 +747,9 @@
     <w:p>
       <w:pPr>
         <w:ind w:firstLine="420"/>
+        <w:rPr>
+          <w:rFonts w:hint="eastAsia"/>
+        </w:rPr>
       </w:pPr>
       <w:r>
         <w:rPr>
@@ -667,10 +769,17 @@
         <w:t>/1684.M</w:t>
       </w:r>
     </w:p>
-    <w:p/>
-    <w:p>
-      <w:pPr>
-        <w:rPr>
+    <w:p>
+      <w:pPr>
+        <w:rPr>
+          <w:rFonts w:hint="eastAsia"/>
+        </w:rPr>
+      </w:pPr>
+    </w:p>
+    <w:p>
+      <w:pPr>
+        <w:rPr>
+          <w:rFonts w:hint="eastAsia"/>
           <w:b/>
           <w:bCs/>
           <w:szCs w:val="21"/>
@@ -705,6 +814,7 @@
     <w:p>
       <w:pPr>
         <w:rPr>
+          <w:rFonts w:hint="eastAsia"/>
           <w:b/>
           <w:bCs/>
         </w:rPr>
@@ -735,6 +845,9 @@
     <w:p>
       <w:pPr>
         <w:ind w:firstLine="420"/>
+        <w:rPr>
+          <w:rFonts w:hint="eastAsia"/>
+        </w:rPr>
       </w:pPr>
       <w:r>
         <w:rPr>
@@ -746,6 +859,9 @@
     <w:p>
       <w:pPr>
         <w:ind w:firstLine="420"/>
+        <w:rPr>
+          <w:rFonts w:hint="eastAsia"/>
+        </w:rPr>
       </w:pPr>
       <w:r>
         <w:rPr>
@@ -757,6 +873,9 @@
     <w:p>
       <w:pPr>
         <w:ind w:firstLine="420"/>
+        <w:rPr>
+          <w:rFonts w:hint="eastAsia"/>
+        </w:rPr>
       </w:pPr>
       <w:r>
         <w:rPr>
@@ -768,6 +887,9 @@
     <w:p>
       <w:pPr>
         <w:ind w:firstLine="420"/>
+        <w:rPr>
+          <w:rFonts w:hint="eastAsia"/>
+        </w:rPr>
       </w:pPr>
       <w:r>
         <w:rPr>
@@ -779,6 +901,9 @@
     <w:p>
       <w:pPr>
         <w:ind w:firstLine="420"/>
+        <w:rPr>
+          <w:rFonts w:hint="eastAsia"/>
+        </w:rPr>
       </w:pPr>
       <w:r>
         <w:rPr>
@@ -787,10 +912,19 @@
         <w:t>（4）基于激光雷达的车辆识别</w:t>
       </w:r>
     </w:p>
-    <w:p/>
+    <w:p>
+      <w:pPr>
+        <w:rPr>
+          <w:rFonts w:hint="eastAsia"/>
+        </w:rPr>
+      </w:pPr>
+    </w:p>
     <w:p>
       <w:pPr>
         <w:ind w:firstLine="420"/>
+        <w:rPr>
+          <w:rFonts w:hint="eastAsia"/>
+        </w:rPr>
       </w:pPr>
       <w:r>
         <w:rPr>
@@ -802,6 +936,9 @@
     <w:p>
       <w:pPr>
         <w:ind w:firstLine="420"/>
+        <w:rPr>
+          <w:rFonts w:hint="eastAsia"/>
+        </w:rPr>
       </w:pPr>
       <w:r>
         <w:rPr>
@@ -813,6 +950,9 @@
     <w:p>
       <w:pPr>
         <w:ind w:firstLine="420"/>
+        <w:rPr>
+          <w:rFonts w:hint="eastAsia"/>
+        </w:rPr>
       </w:pPr>
       <w:r>
         <w:rPr>
@@ -840,6 +980,9 @@
     <w:p>
       <w:pPr>
         <w:ind w:firstLine="420"/>
+        <w:rPr>
+          <w:rFonts w:hint="eastAsia"/>
+        </w:rPr>
       </w:pPr>
       <w:proofErr w:type="spellStart"/>
       <w:r>
@@ -869,6 +1012,7 @@
       <w:pPr>
         <w:ind w:firstLine="420"/>
         <w:rPr>
+          <w:rFonts w:hint="eastAsia"/>
           <w:i/>
           <w:iCs/>
           <w:color w:val="0070C0"/>
@@ -931,6 +1075,9 @@
     <w:p>
       <w:pPr>
         <w:ind w:firstLine="420"/>
+        <w:rPr>
+          <w:rFonts w:hint="eastAsia"/>
+        </w:rPr>
       </w:pPr>
       <w:r>
         <w:rPr>
@@ -968,11 +1115,17 @@
     <w:p>
       <w:pPr>
         <w:ind w:firstLine="420"/>
+        <w:rPr>
+          <w:rFonts w:hint="eastAsia"/>
+        </w:rPr>
       </w:pPr>
     </w:p>
     <w:p>
       <w:pPr>
         <w:ind w:firstLineChars="200" w:firstLine="420"/>
+        <w:rPr>
+          <w:rFonts w:hint="eastAsia"/>
+        </w:rPr>
       </w:pPr>
       <w:r>
         <w:rPr>
@@ -1013,56 +1166,62 @@
           <w:tcPr>
             <w:tcW w:w="7875" w:type="dxa"/>
           </w:tcPr>
-          <w:p/>
           <w:p>
-            <w:r>
-              <w:t>detector=</w:t>
-            </w:r>
-            <w:r>
-              <w:t xml:space="preserve"> _________________________________</w:t>
-            </w:r>
-            <w:r>
-              <w:t>;</w:t>
-            </w:r>
-            <w:r>
-              <w:t xml:space="preserve">                 %</w:t>
-            </w:r>
-            <w:r>
-              <w:rPr>
-                <w:rFonts w:hint="eastAsia"/>
-              </w:rPr>
-              <w:t>定义车辆检测器</w:t>
-            </w:r>
+            <w:pPr>
+              <w:rPr>
+                <w:rFonts w:hint="eastAsia"/>
+              </w:rPr>
+            </w:pPr>
           </w:p>
           <w:p>
-            <w:r>
-              <w:t>I=</w:t>
-            </w:r>
-            <w:proofErr w:type="spellStart"/>
-            <w:r>
-              <w:t>imread</w:t>
-            </w:r>
-            <w:proofErr w:type="spellEnd"/>
-            <w:r>
-              <w:t>('</w:t>
-            </w:r>
-            <w:r>
-              <w:t>________________</w:t>
-            </w:r>
-            <w:r>
-              <w:t>');</w:t>
-            </w:r>
-            <w:r>
-              <w:t xml:space="preserve">                              %</w:t>
-            </w:r>
-            <w:r>
-              <w:rPr>
-                <w:rFonts w:hint="eastAsia"/>
-              </w:rPr>
-              <w:t>读取图像文件</w:t>
+            <w:pPr>
+              <w:rPr>
+                <w:rFonts w:hint="eastAsia"/>
+              </w:rPr>
+            </w:pPr>
+            <w:r>
+              <w:t>detector= _________________________________;                 %</w:t>
+            </w:r>
+            <w:r>
+              <w:rPr>
+                <w:rFonts w:hint="eastAsia"/>
+              </w:rPr>
+              <w:t>定义车辆检测器</w:t>
             </w:r>
           </w:p>
           <w:p>
+            <w:pPr>
+              <w:rPr>
+                <w:rFonts w:hint="eastAsia"/>
+              </w:rPr>
+            </w:pPr>
+            <w:r>
+              <w:t>I=</w:t>
+            </w:r>
+            <w:proofErr w:type="spellStart"/>
+            <w:r>
+              <w:t>imread</w:t>
+            </w:r>
+            <w:proofErr w:type="spellEnd"/>
+            <w:r>
+              <w:t>('________________');</w:t>
+            </w:r>
+            <w:r>
+              <w:t xml:space="preserve">                              %</w:t>
+            </w:r>
+            <w:r>
+              <w:rPr>
+                <w:rFonts w:hint="eastAsia"/>
+              </w:rPr>
+              <w:t>读取图像文件</w:t>
+            </w:r>
+          </w:p>
+          <w:p>
+            <w:pPr>
+              <w:rPr>
+                <w:rFonts w:hint="eastAsia"/>
+              </w:rPr>
+            </w:pPr>
             <w:r>
               <w:t>[</w:t>
             </w:r>
@@ -1077,6 +1236,7 @@
               <w:t>]=detect(</w:t>
             </w:r>
             <w:proofErr w:type="spellStart"/>
+            <w:proofErr w:type="gramStart"/>
             <w:r>
               <w:t>detector,I</w:t>
             </w:r>
@@ -1084,8 +1244,14 @@
             <w:r>
               <w:t>);</w:t>
             </w:r>
+            <w:proofErr w:type="gramEnd"/>
           </w:p>
           <w:p>
+            <w:pPr>
+              <w:rPr>
+                <w:rFonts w:hint="eastAsia"/>
+              </w:rPr>
+            </w:pPr>
             <w:r>
               <w:t>I=insertObjectAnnotation(I,'rectangle</w:t>
             </w:r>
@@ -1095,10 +1261,20 @@
             </w:r>
             <w:proofErr w:type="gramEnd"/>
             <w:r>
-              <w:t>,scores,'FontSize',30);</w:t>
-            </w:r>
+              <w:t>,scores,'FontSize',30</w:t>
+            </w:r>
+            <w:proofErr w:type="gramStart"/>
+            <w:r>
+              <w:t>);</w:t>
+            </w:r>
+            <w:proofErr w:type="gramEnd"/>
           </w:p>
           <w:p>
+            <w:pPr>
+              <w:rPr>
+                <w:rFonts w:hint="eastAsia"/>
+              </w:rPr>
+            </w:pPr>
             <w:r>
               <w:rPr>
                 <w:rFonts w:hint="eastAsia"/>
@@ -1124,7 +1300,13 @@
         </w:tc>
       </w:tr>
     </w:tbl>
-    <w:p/>
+    <w:p>
+      <w:pPr>
+        <w:rPr>
+          <w:rFonts w:hint="eastAsia"/>
+        </w:rPr>
+      </w:pPr>
+    </w:p>
     <w:p>
       <w:pPr>
         <w:rPr>
@@ -1172,6 +1354,66 @@
                 <w:rFonts w:hint="eastAsia"/>
               </w:rPr>
             </w:pPr>
+            <w:r>
+              <w:rPr>
+                <w:noProof/>
+              </w:rPr>
+              <w:drawing>
+                <wp:anchor distT="0" distB="0" distL="114300" distR="114300" simplePos="0" relativeHeight="251658240" behindDoc="0" locked="0" layoutInCell="1" allowOverlap="1" wp14:anchorId="45C44965" wp14:editId="41D5EC5D">
+                  <wp:simplePos x="0" y="0"/>
+                  <wp:positionH relativeFrom="column">
+                    <wp:posOffset>84455</wp:posOffset>
+                  </wp:positionH>
+                  <wp:positionV relativeFrom="paragraph">
+                    <wp:posOffset>353060</wp:posOffset>
+                  </wp:positionV>
+                  <wp:extent cx="2388235" cy="1462405"/>
+                  <wp:effectExtent l="0" t="0" r="0" b="4445"/>
+                  <wp:wrapSquare wrapText="bothSides"/>
+                  <wp:docPr id="221097543" name="图片 1"/>
+                  <wp:cNvGraphicFramePr>
+                    <a:graphicFrameLocks xmlns:a="http://schemas.openxmlformats.org/drawingml/2006/main" noChangeAspect="1"/>
+                  </wp:cNvGraphicFramePr>
+                  <a:graphic xmlns:a="http://schemas.openxmlformats.org/drawingml/2006/main">
+                    <a:graphicData uri="http://schemas.openxmlformats.org/drawingml/2006/picture">
+                      <pic:pic xmlns:pic="http://schemas.openxmlformats.org/drawingml/2006/picture">
+                        <pic:nvPicPr>
+                          <pic:cNvPr id="221097543" name=""/>
+                          <pic:cNvPicPr/>
+                        </pic:nvPicPr>
+                        <pic:blipFill>
+                          <a:blip r:embed="rId9">
+                            <a:extLst>
+                              <a:ext uri="{28A0092B-C50C-407E-A947-70E740481C1C}">
+                                <a14:useLocalDpi xmlns:a14="http://schemas.microsoft.com/office/drawing/2010/main" val="0"/>
+                              </a:ext>
+                            </a:extLst>
+                          </a:blip>
+                          <a:stretch>
+                            <a:fillRect/>
+                          </a:stretch>
+                        </pic:blipFill>
+                        <pic:spPr>
+                          <a:xfrm>
+                            <a:off x="0" y="0"/>
+                            <a:ext cx="2388235" cy="1462405"/>
+                          </a:xfrm>
+                          <a:prstGeom prst="rect">
+                            <a:avLst/>
+                          </a:prstGeom>
+                        </pic:spPr>
+                      </pic:pic>
+                    </a:graphicData>
+                  </a:graphic>
+                  <wp14:sizeRelH relativeFrom="page">
+                    <wp14:pctWidth>0</wp14:pctWidth>
+                  </wp14:sizeRelH>
+                  <wp14:sizeRelV relativeFrom="page">
+                    <wp14:pctHeight>0</wp14:pctHeight>
+                  </wp14:sizeRelV>
+                </wp:anchor>
+              </w:drawing>
+            </w:r>
           </w:p>
         </w:tc>
         <w:tc>
@@ -1181,7 +1423,70 @@
           <w:p>
             <w:pPr>
               <w:jc w:val="center"/>
+              <w:rPr>
+                <w:rFonts w:hint="eastAsia"/>
+              </w:rPr>
             </w:pPr>
+            <w:r>
+              <w:rPr>
+                <w:noProof/>
+              </w:rPr>
+              <w:drawing>
+                <wp:anchor distT="0" distB="0" distL="114300" distR="114300" simplePos="0" relativeHeight="251659264" behindDoc="0" locked="0" layoutInCell="1" allowOverlap="1" wp14:anchorId="3C93EC3E" wp14:editId="135128DB">
+                  <wp:simplePos x="0" y="0"/>
+                  <wp:positionH relativeFrom="column">
+                    <wp:posOffset>20963</wp:posOffset>
+                  </wp:positionH>
+                  <wp:positionV relativeFrom="paragraph">
+                    <wp:posOffset>298879</wp:posOffset>
+                  </wp:positionV>
+                  <wp:extent cx="2619059" cy="1535653"/>
+                  <wp:effectExtent l="0" t="0" r="0" b="7620"/>
+                  <wp:wrapSquare wrapText="bothSides"/>
+                  <wp:docPr id="2047075100" name="图片 1"/>
+                  <wp:cNvGraphicFramePr>
+                    <a:graphicFrameLocks xmlns:a="http://schemas.openxmlformats.org/drawingml/2006/main" noChangeAspect="1"/>
+                  </wp:cNvGraphicFramePr>
+                  <a:graphic xmlns:a="http://schemas.openxmlformats.org/drawingml/2006/main">
+                    <a:graphicData uri="http://schemas.openxmlformats.org/drawingml/2006/picture">
+                      <pic:pic xmlns:pic="http://schemas.openxmlformats.org/drawingml/2006/picture">
+                        <pic:nvPicPr>
+                          <pic:cNvPr id="2047075100" name=""/>
+                          <pic:cNvPicPr/>
+                        </pic:nvPicPr>
+                        <pic:blipFill>
+                          <a:blip r:embed="rId10">
+                            <a:extLst>
+                              <a:ext uri="{28A0092B-C50C-407E-A947-70E740481C1C}">
+                                <a14:useLocalDpi xmlns:a14="http://schemas.microsoft.com/office/drawing/2010/main" val="0"/>
+                              </a:ext>
+                            </a:extLst>
+                          </a:blip>
+                          <a:stretch>
+                            <a:fillRect/>
+                          </a:stretch>
+                        </pic:blipFill>
+                        <pic:spPr>
+                          <a:xfrm>
+                            <a:off x="0" y="0"/>
+                            <a:ext cx="2619059" cy="1535653"/>
+                          </a:xfrm>
+                          <a:prstGeom prst="rect">
+                            <a:avLst/>
+                          </a:prstGeom>
+                        </pic:spPr>
+                      </pic:pic>
+                    </a:graphicData>
+                  </a:graphic>
+                  <wp14:sizeRelH relativeFrom="page">
+                    <wp14:pctWidth>0</wp14:pctWidth>
+                  </wp14:sizeRelH>
+                  <wp14:sizeRelV relativeFrom="page">
+                    <wp14:pctHeight>0</wp14:pctHeight>
+                  </wp14:sizeRelV>
+                </wp:anchor>
+              </w:drawing>
+            </w:r>
           </w:p>
         </w:tc>
       </w:tr>
@@ -1197,6 +1502,7 @@
             <w:pPr>
               <w:jc w:val="center"/>
               <w:rPr>
+                <w:rFonts w:hint="eastAsia"/>
                 <w:noProof/>
               </w:rPr>
             </w:pPr>
@@ -1215,6 +1521,9 @@
           <w:p>
             <w:pPr>
               <w:jc w:val="center"/>
+              <w:rPr>
+                <w:rFonts w:hint="eastAsia"/>
+              </w:rPr>
             </w:pPr>
             <w:r>
               <w:rPr>
@@ -1246,6 +1555,11 @@
       </w:pPr>
     </w:p>
     <w:p>
+      <w:pPr>
+        <w:rPr>
+          <w:rFonts w:hint="eastAsia"/>
+        </w:rPr>
+      </w:pPr>
       <w:r>
         <w:tab/>
       </w:r>
@@ -1259,6 +1573,9 @@
     <w:p>
       <w:pPr>
         <w:ind w:firstLine="420"/>
+        <w:rPr>
+          <w:rFonts w:hint="eastAsia"/>
+        </w:rPr>
       </w:pPr>
       <w:r>
         <w:rPr>
@@ -1288,6 +1605,9 @@
     <w:p>
       <w:pPr>
         <w:ind w:firstLine="420"/>
+        <w:rPr>
+          <w:rFonts w:hint="eastAsia"/>
+        </w:rPr>
       </w:pPr>
       <w:proofErr w:type="spellStart"/>
       <w:r>
@@ -1317,6 +1637,7 @@
       <w:pPr>
         <w:ind w:firstLine="420"/>
         <w:rPr>
+          <w:rFonts w:hint="eastAsia"/>
           <w:i/>
           <w:iCs/>
           <w:color w:val="0070C0"/>
@@ -1396,6 +1717,9 @@
     <w:p>
       <w:pPr>
         <w:ind w:firstLine="420"/>
+        <w:rPr>
+          <w:rFonts w:hint="eastAsia"/>
+        </w:rPr>
       </w:pPr>
       <w:r>
         <w:rPr>
@@ -1442,11 +1766,17 @@
     <w:p>
       <w:pPr>
         <w:ind w:firstLine="420"/>
+        <w:rPr>
+          <w:rFonts w:hint="eastAsia"/>
+        </w:rPr>
       </w:pPr>
     </w:p>
     <w:p>
       <w:pPr>
         <w:ind w:firstLine="420"/>
+        <w:rPr>
+          <w:rFonts w:hint="eastAsia"/>
+        </w:rPr>
       </w:pPr>
       <w:r>
         <w:rPr>
@@ -1492,24 +1822,34 @@
               <w:right w:val="nil"/>
             </w:tcBorders>
           </w:tcPr>
-          <w:p/>
           <w:p>
-            <w:proofErr w:type="spellStart"/>
-            <w:r>
-              <w:t>fasterRCNN</w:t>
-            </w:r>
-            <w:proofErr w:type="spellEnd"/>
-            <w:r>
-              <w:t>=</w:t>
-            </w:r>
-            <w:r>
-              <w:t>__________________________________________</w:t>
-            </w:r>
-            <w:r>
-              <w:t>;</w:t>
-            </w:r>
+            <w:pPr>
+              <w:rPr>
+                <w:rFonts w:hint="eastAsia"/>
+              </w:rPr>
+            </w:pPr>
           </w:p>
           <w:p>
+            <w:pPr>
+              <w:rPr>
+                <w:rFonts w:hint="eastAsia"/>
+              </w:rPr>
+            </w:pPr>
+            <w:proofErr w:type="spellStart"/>
+            <w:r>
+              <w:t>fasterRCNN</w:t>
+            </w:r>
+            <w:proofErr w:type="spellEnd"/>
+            <w:r>
+              <w:t>=__________________________________________;</w:t>
+            </w:r>
+          </w:p>
+          <w:p>
+            <w:pPr>
+              <w:rPr>
+                <w:rFonts w:hint="eastAsia"/>
+              </w:rPr>
+            </w:pPr>
             <w:r>
               <w:t>I=</w:t>
             </w:r>
@@ -1533,13 +1873,20 @@
               <w:t>_</w:t>
             </w:r>
             <w:r>
-              <w:t>______________</w:t>
-            </w:r>
-            <w:r>
-              <w:t>');</w:t>
-            </w:r>
+              <w:t>______________'</w:t>
+            </w:r>
+            <w:proofErr w:type="gramStart"/>
+            <w:r>
+              <w:t>);</w:t>
+            </w:r>
+            <w:proofErr w:type="gramEnd"/>
           </w:p>
           <w:p>
+            <w:pPr>
+              <w:rPr>
+                <w:rFonts w:hint="eastAsia"/>
+              </w:rPr>
+            </w:pPr>
             <w:r>
               <w:t>[</w:t>
             </w:r>
@@ -1554,6 +1901,7 @@
               <w:t>]=detect(</w:t>
             </w:r>
             <w:proofErr w:type="spellStart"/>
+            <w:proofErr w:type="gramStart"/>
             <w:r>
               <w:t>fasterRCNN,I</w:t>
             </w:r>
@@ -1561,8 +1909,14 @@
             <w:r>
               <w:t>);</w:t>
             </w:r>
+            <w:proofErr w:type="gramEnd"/>
           </w:p>
           <w:p>
+            <w:pPr>
+              <w:rPr>
+                <w:rFonts w:hint="eastAsia"/>
+              </w:rPr>
+            </w:pPr>
             <w:r>
               <w:t>I=insertObjectAnnotation(I,'rectangle</w:t>
             </w:r>
@@ -1572,8 +1926,13 @@
             </w:r>
             <w:proofErr w:type="gramEnd"/>
             <w:r>
-              <w:t>,scores,'FontSize',40);</w:t>
-            </w:r>
+              <w:t>,scores,'FontSize',40</w:t>
+            </w:r>
+            <w:proofErr w:type="gramStart"/>
+            <w:r>
+              <w:t>);</w:t>
+            </w:r>
+            <w:proofErr w:type="gramEnd"/>
           </w:p>
           <w:p>
             <w:pPr>
@@ -1605,6 +1964,7 @@
           <w:p>
             <w:pPr>
               <w:rPr>
+                <w:rFonts w:hint="eastAsia"/>
                 <w:sz w:val="16"/>
                 <w:szCs w:val="18"/>
               </w:rPr>
@@ -1613,6 +1973,7 @@
           <w:p>
             <w:pPr>
               <w:rPr>
+                <w:rFonts w:hint="eastAsia"/>
                 <w:sz w:val="16"/>
                 <w:szCs w:val="18"/>
               </w:rPr>
@@ -1629,6 +1990,7 @@
           <w:p>
             <w:pPr>
               <w:rPr>
+                <w:rFonts w:hint="eastAsia"/>
                 <w:sz w:val="16"/>
                 <w:szCs w:val="18"/>
               </w:rPr>
@@ -1645,6 +2007,7 @@
           <w:p>
             <w:pPr>
               <w:rPr>
+                <w:rFonts w:hint="eastAsia"/>
                 <w:sz w:val="16"/>
                 <w:szCs w:val="18"/>
               </w:rPr>
@@ -1653,6 +2016,7 @@
           <w:p>
             <w:pPr>
               <w:rPr>
+                <w:rFonts w:hint="eastAsia"/>
                 <w:sz w:val="16"/>
                 <w:szCs w:val="18"/>
               </w:rPr>
@@ -1678,7 +2042,13 @@
         </w:tc>
       </w:tr>
     </w:tbl>
-    <w:p/>
+    <w:p>
+      <w:pPr>
+        <w:rPr>
+          <w:rFonts w:hint="eastAsia"/>
+        </w:rPr>
+      </w:pPr>
+    </w:p>
     <w:p>
       <w:pPr>
         <w:rPr>
@@ -1708,8 +2078,8 @@
         <w:tblLook w:val="04A0" w:firstRow="1" w:lastRow="0" w:firstColumn="1" w:lastColumn="0" w:noHBand="0" w:noVBand="1"/>
       </w:tblPr>
       <w:tblGrid>
-        <w:gridCol w:w="4148"/>
-        <w:gridCol w:w="4636"/>
+        <w:gridCol w:w="3756"/>
+        <w:gridCol w:w="5504"/>
       </w:tblGrid>
       <w:tr>
         <w:trPr>
@@ -1726,6 +2096,66 @@
                 <w:rFonts w:hint="eastAsia"/>
               </w:rPr>
             </w:pPr>
+            <w:r>
+              <w:rPr>
+                <w:noProof/>
+              </w:rPr>
+              <w:drawing>
+                <wp:anchor distT="0" distB="0" distL="114300" distR="114300" simplePos="0" relativeHeight="251660288" behindDoc="0" locked="0" layoutInCell="1" allowOverlap="1" wp14:anchorId="7DE6CB53" wp14:editId="277F9A7F">
+                  <wp:simplePos x="0" y="0"/>
+                  <wp:positionH relativeFrom="column">
+                    <wp:posOffset>84779</wp:posOffset>
+                  </wp:positionH>
+                  <wp:positionV relativeFrom="paragraph">
+                    <wp:posOffset>690056</wp:posOffset>
+                  </wp:positionV>
+                  <wp:extent cx="2248260" cy="923542"/>
+                  <wp:effectExtent l="0" t="0" r="0" b="0"/>
+                  <wp:wrapSquare wrapText="bothSides"/>
+                  <wp:docPr id="671843498" name="图片 1"/>
+                  <wp:cNvGraphicFramePr>
+                    <a:graphicFrameLocks xmlns:a="http://schemas.openxmlformats.org/drawingml/2006/main" noChangeAspect="1"/>
+                  </wp:cNvGraphicFramePr>
+                  <a:graphic xmlns:a="http://schemas.openxmlformats.org/drawingml/2006/main">
+                    <a:graphicData uri="http://schemas.openxmlformats.org/drawingml/2006/picture">
+                      <pic:pic xmlns:pic="http://schemas.openxmlformats.org/drawingml/2006/picture">
+                        <pic:nvPicPr>
+                          <pic:cNvPr id="671843498" name=""/>
+                          <pic:cNvPicPr/>
+                        </pic:nvPicPr>
+                        <pic:blipFill>
+                          <a:blip r:embed="rId11">
+                            <a:extLst>
+                              <a:ext uri="{28A0092B-C50C-407E-A947-70E740481C1C}">
+                                <a14:useLocalDpi xmlns:a14="http://schemas.microsoft.com/office/drawing/2010/main" val="0"/>
+                              </a:ext>
+                            </a:extLst>
+                          </a:blip>
+                          <a:stretch>
+                            <a:fillRect/>
+                          </a:stretch>
+                        </pic:blipFill>
+                        <pic:spPr>
+                          <a:xfrm>
+                            <a:off x="0" y="0"/>
+                            <a:ext cx="2248260" cy="923542"/>
+                          </a:xfrm>
+                          <a:prstGeom prst="rect">
+                            <a:avLst/>
+                          </a:prstGeom>
+                        </pic:spPr>
+                      </pic:pic>
+                    </a:graphicData>
+                  </a:graphic>
+                  <wp14:sizeRelH relativeFrom="page">
+                    <wp14:pctWidth>0</wp14:pctWidth>
+                  </wp14:sizeRelH>
+                  <wp14:sizeRelV relativeFrom="page">
+                    <wp14:pctHeight>0</wp14:pctHeight>
+                  </wp14:sizeRelV>
+                </wp:anchor>
+              </w:drawing>
+            </w:r>
           </w:p>
         </w:tc>
         <w:tc>
@@ -1735,7 +2165,50 @@
           <w:p>
             <w:pPr>
               <w:jc w:val="center"/>
+              <w:rPr>
+                <w:rFonts w:hint="eastAsia"/>
+              </w:rPr>
             </w:pPr>
+            <w:r>
+              <w:rPr>
+                <w:noProof/>
+              </w:rPr>
+              <w:drawing>
+                <wp:inline distT="0" distB="0" distL="0" distR="0" wp14:anchorId="264E28C3" wp14:editId="01190552">
+                  <wp:extent cx="3358099" cy="2121757"/>
+                  <wp:effectExtent l="0" t="0" r="0" b="0"/>
+                  <wp:docPr id="1182296839" name="图片 1"/>
+                  <wp:cNvGraphicFramePr>
+                    <a:graphicFrameLocks xmlns:a="http://schemas.openxmlformats.org/drawingml/2006/main" noChangeAspect="1"/>
+                  </wp:cNvGraphicFramePr>
+                  <a:graphic xmlns:a="http://schemas.openxmlformats.org/drawingml/2006/main">
+                    <a:graphicData uri="http://schemas.openxmlformats.org/drawingml/2006/picture">
+                      <pic:pic xmlns:pic="http://schemas.openxmlformats.org/drawingml/2006/picture">
+                        <pic:nvPicPr>
+                          <pic:cNvPr id="1182296839" name=""/>
+                          <pic:cNvPicPr/>
+                        </pic:nvPicPr>
+                        <pic:blipFill>
+                          <a:blip r:embed="rId12"/>
+                          <a:stretch>
+                            <a:fillRect/>
+                          </a:stretch>
+                        </pic:blipFill>
+                        <pic:spPr>
+                          <a:xfrm>
+                            <a:off x="0" y="0"/>
+                            <a:ext cx="3368620" cy="2128405"/>
+                          </a:xfrm>
+                          <a:prstGeom prst="rect">
+                            <a:avLst/>
+                          </a:prstGeom>
+                        </pic:spPr>
+                      </pic:pic>
+                    </a:graphicData>
+                  </a:graphic>
+                </wp:inline>
+              </w:drawing>
+            </w:r>
           </w:p>
         </w:tc>
       </w:tr>
@@ -1751,6 +2224,7 @@
             <w:pPr>
               <w:jc w:val="center"/>
               <w:rPr>
+                <w:rFonts w:hint="eastAsia"/>
                 <w:noProof/>
               </w:rPr>
             </w:pPr>
@@ -1769,6 +2243,9 @@
           <w:p>
             <w:pPr>
               <w:jc w:val="center"/>
+              <w:rPr>
+                <w:rFonts w:hint="eastAsia"/>
+              </w:rPr>
             </w:pPr>
             <w:r>
               <w:rPr>
@@ -1792,10 +2269,17 @@
         </w:tc>
       </w:tr>
     </w:tbl>
-    <w:p/>
-    <w:p>
-      <w:pPr>
-        <w:rPr>
+    <w:p>
+      <w:pPr>
+        <w:rPr>
+          <w:rFonts w:hint="eastAsia"/>
+        </w:rPr>
+      </w:pPr>
+    </w:p>
+    <w:p>
+      <w:pPr>
+        <w:rPr>
+          <w:rFonts w:hint="eastAsia"/>
           <w:b/>
           <w:bCs/>
         </w:rPr>
@@ -1818,6 +2302,11 @@
       </w:r>
     </w:p>
     <w:p>
+      <w:pPr>
+        <w:rPr>
+          <w:rFonts w:hint="eastAsia"/>
+        </w:rPr>
+      </w:pPr>
       <w:r>
         <w:rPr>
           <w:rFonts w:hint="eastAsia"/>
@@ -1831,6 +2320,9 @@
     <w:p>
       <w:pPr>
         <w:ind w:firstLine="420"/>
+        <w:rPr>
+          <w:rFonts w:hint="eastAsia"/>
+        </w:rPr>
       </w:pPr>
       <w:r>
         <w:rPr>
@@ -1842,6 +2334,9 @@
     <w:p>
       <w:pPr>
         <w:ind w:firstLine="420"/>
+        <w:rPr>
+          <w:rFonts w:hint="eastAsia"/>
+        </w:rPr>
       </w:pPr>
       <w:r>
         <w:rPr>
@@ -1853,6 +2348,9 @@
     <w:p>
       <w:pPr>
         <w:ind w:firstLine="420"/>
+        <w:rPr>
+          <w:rFonts w:hint="eastAsia"/>
+        </w:rPr>
       </w:pPr>
       <w:proofErr w:type="spellStart"/>
       <w:r>
@@ -1870,6 +2368,7 @@
       <w:pPr>
         <w:ind w:firstLine="420"/>
         <w:rPr>
+          <w:rFonts w:hint="eastAsia"/>
           <w:i/>
           <w:iCs/>
           <w:color w:val="0070C0"/>
@@ -1938,6 +2437,11 @@
       </w:r>
     </w:p>
     <w:p>
+      <w:pPr>
+        <w:rPr>
+          <w:rFonts w:hint="eastAsia"/>
+        </w:rPr>
+      </w:pPr>
       <w:r>
         <w:rPr>
           <w:rFonts w:hint="eastAsia"/>
@@ -1989,11 +2493,17 @@
     <w:p>
       <w:pPr>
         <w:ind w:firstLine="420"/>
+        <w:rPr>
+          <w:rFonts w:hint="eastAsia"/>
+        </w:rPr>
       </w:pPr>
     </w:p>
     <w:p>
       <w:pPr>
         <w:ind w:firstLine="420"/>
+        <w:rPr>
+          <w:rFonts w:hint="eastAsia"/>
+        </w:rPr>
       </w:pPr>
       <w:r>
         <w:rPr>
@@ -2023,6 +2533,9 @@
     <w:p>
       <w:pPr>
         <w:jc w:val="center"/>
+        <w:rPr>
+          <w:rFonts w:hint="eastAsia"/>
+        </w:rPr>
       </w:pPr>
       <w:r>
         <w:rPr>
@@ -2033,1503 +2546,6 @@
             <wp:extent cx="5274310" cy="681355"/>
             <wp:effectExtent l="0" t="0" r="2540" b="4445"/>
             <wp:docPr id="13" name="图片 13"/>
-            <wp:cNvGraphicFramePr>
-              <a:graphicFrameLocks xmlns:a="http://schemas.openxmlformats.org/drawingml/2006/main" noChangeAspect="1"/>
-            </wp:cNvGraphicFramePr>
-            <a:graphic xmlns:a="http://schemas.openxmlformats.org/drawingml/2006/main">
-              <a:graphicData uri="http://schemas.openxmlformats.org/drawingml/2006/picture">
-                <pic:pic xmlns:pic="http://schemas.openxmlformats.org/drawingml/2006/picture">
-                  <pic:nvPicPr>
-                    <pic:cNvPr id="1" name=""/>
-                    <pic:cNvPicPr/>
-                  </pic:nvPicPr>
-                  <pic:blipFill>
-                    <a:blip r:embed="rId9"/>
-                    <a:stretch>
-                      <a:fillRect/>
-                    </a:stretch>
-                  </pic:blipFill>
-                  <pic:spPr>
-                    <a:xfrm>
-                      <a:off x="0" y="0"/>
-                      <a:ext cx="5274310" cy="681355"/>
-                    </a:xfrm>
-                    <a:prstGeom prst="rect">
-                      <a:avLst/>
-                    </a:prstGeom>
-                  </pic:spPr>
-                </pic:pic>
-              </a:graphicData>
-            </a:graphic>
-          </wp:inline>
-        </w:drawing>
-      </w:r>
-    </w:p>
-    <w:p>
-      <w:r>
-        <w:rPr>
-          <w:rFonts w:hint="eastAsia"/>
-        </w:rPr>
-        <w:t xml:space="preserve"> </w:t>
-      </w:r>
-      <w:r>
-        <w:t xml:space="preserve">   </w:t>
-      </w:r>
-      <w:proofErr w:type="spellStart"/>
-      <w:r>
-        <w:rPr>
-          <w:rFonts w:hint="eastAsia"/>
-        </w:rPr>
-        <w:t>b</w:t>
-      </w:r>
-      <w:r>
-        <w:t>boxes</w:t>
-      </w:r>
-      <w:proofErr w:type="spellEnd"/>
-      <w:r>
-        <w:rPr>
-          <w:rFonts w:hint="eastAsia"/>
-        </w:rPr>
-        <w:t>为检测到的目标位置，s</w:t>
-      </w:r>
-      <w:r>
-        <w:t>cores</w:t>
-      </w:r>
-      <w:r>
-        <w:rPr>
-          <w:rFonts w:hint="eastAsia"/>
-        </w:rPr>
-        <w:t>为检测置信度分数</w:t>
-      </w:r>
-      <w:r>
-        <w:rPr>
-          <w:rFonts w:hint="eastAsia"/>
-        </w:rPr>
-        <w:t>，</w:t>
-      </w:r>
-      <w:r>
-        <w:rPr>
-          <w:rFonts w:ascii="仿宋" w:eastAsia="仿宋" w:hAnsi="仿宋" w:hint="eastAsia"/>
-        </w:rPr>
-        <w:t>I</w:t>
-      </w:r>
-      <w:r>
-        <w:rPr>
-          <w:rFonts w:hint="eastAsia"/>
-        </w:rPr>
-        <w:t>为输入图像。</w:t>
-      </w:r>
-    </w:p>
-    <w:p>
-      <w:pPr>
-        <w:rPr>
-          <w:rFonts w:hint="eastAsia"/>
-        </w:rPr>
-      </w:pPr>
-      <w:r>
-        <w:rPr>
-          <w:rFonts w:hint="eastAsia"/>
-        </w:rPr>
-        <w:t>在下面表格区域内放置实验中所使用到的原始图像及识别结果图像：</w:t>
-      </w:r>
-    </w:p>
-    <w:tbl>
-      <w:tblPr>
-        <w:tblStyle w:val="a8"/>
-        <w:tblW w:w="8784" w:type="dxa"/>
-        <w:jc w:val="center"/>
-        <w:tblBorders>
-          <w:top w:val="dashSmallGap" w:sz="4" w:space="0" w:color="auto"/>
-          <w:left w:val="dashSmallGap" w:sz="4" w:space="0" w:color="auto"/>
-          <w:bottom w:val="dashSmallGap" w:sz="4" w:space="0" w:color="auto"/>
-          <w:right w:val="dashSmallGap" w:sz="4" w:space="0" w:color="auto"/>
-          <w:insideH w:val="dashSmallGap" w:sz="4" w:space="0" w:color="auto"/>
-          <w:insideV w:val="dashSmallGap" w:sz="4" w:space="0" w:color="auto"/>
-        </w:tblBorders>
-        <w:tblLook w:val="04A0" w:firstRow="1" w:lastRow="0" w:firstColumn="1" w:lastColumn="0" w:noHBand="0" w:noVBand="1"/>
-      </w:tblPr>
-      <w:tblGrid>
-        <w:gridCol w:w="4148"/>
-        <w:gridCol w:w="4636"/>
-      </w:tblGrid>
-      <w:tr>
-        <w:trPr>
-          <w:trHeight w:val="3618"/>
-          <w:jc w:val="center"/>
-        </w:trPr>
-        <w:tc>
-          <w:tcPr>
-            <w:tcW w:w="4148" w:type="dxa"/>
-          </w:tcPr>
-          <w:p>
-            <w:pPr>
-              <w:rPr>
-                <w:rFonts w:hint="eastAsia"/>
-              </w:rPr>
-            </w:pPr>
-          </w:p>
-        </w:tc>
-        <w:tc>
-          <w:tcPr>
-            <w:tcW w:w="4636" w:type="dxa"/>
-          </w:tcPr>
-          <w:p>
-            <w:pPr>
-              <w:jc w:val="center"/>
-            </w:pPr>
-          </w:p>
-        </w:tc>
-      </w:tr>
-      <w:tr>
-        <w:trPr>
-          <w:jc w:val="center"/>
-        </w:trPr>
-        <w:tc>
-          <w:tcPr>
-            <w:tcW w:w="4148" w:type="dxa"/>
-          </w:tcPr>
-          <w:p>
-            <w:pPr>
-              <w:jc w:val="center"/>
-              <w:rPr>
-                <w:noProof/>
-              </w:rPr>
-            </w:pPr>
-            <w:r>
-              <w:rPr>
-                <w:rFonts w:hint="eastAsia"/>
-              </w:rPr>
-              <w:t>原始图像</w:t>
-            </w:r>
-          </w:p>
-        </w:tc>
-        <w:tc>
-          <w:tcPr>
-            <w:tcW w:w="4636" w:type="dxa"/>
-          </w:tcPr>
-          <w:p>
-            <w:pPr>
-              <w:jc w:val="center"/>
-            </w:pPr>
-            <w:r>
-              <w:rPr>
-                <w:rFonts w:hint="eastAsia"/>
-              </w:rPr>
-              <w:t>ACF行人识别</w:t>
-            </w:r>
-            <w:r>
-              <w:rPr>
-                <w:rFonts w:hint="eastAsia"/>
-              </w:rPr>
-              <w:t>算法识别结果</w:t>
-            </w:r>
-          </w:p>
-        </w:tc>
-      </w:tr>
-    </w:tbl>
-    <w:p/>
-    <w:p>
-      <w:pPr>
-        <w:ind w:firstLine="420"/>
-      </w:pPr>
-      <w:r>
-        <w:rPr>
-          <w:rFonts w:hint="eastAsia"/>
-        </w:rPr>
-        <w:t>（2）基于HOG特征行人检测</w:t>
-      </w:r>
-    </w:p>
-    <w:p>
-      <w:pPr>
-        <w:ind w:firstLine="420"/>
-      </w:pPr>
-      <w:proofErr w:type="spellStart"/>
-      <w:r>
-        <w:t>vision.PeopleDetector</w:t>
-      </w:r>
-      <w:proofErr w:type="spellEnd"/>
-      <w:r>
-        <w:rPr>
-          <w:rFonts w:hint="eastAsia"/>
-        </w:rPr>
-        <w:t>为基于HOG特征行人检测的函数，其调用方式如下：</w:t>
-      </w:r>
-    </w:p>
-    <w:p>
-      <w:pPr>
-        <w:ind w:firstLine="420"/>
-      </w:pPr>
-      <w:r>
-        <w:rPr>
-          <w:rFonts w:hint="eastAsia"/>
-          <w:i/>
-          <w:iCs/>
-          <w:color w:val="0070C0"/>
-        </w:rPr>
-        <w:t>de</w:t>
-      </w:r>
-      <w:r>
-        <w:rPr>
-          <w:i/>
-          <w:iCs/>
-          <w:color w:val="0070C0"/>
-        </w:rPr>
-        <w:t xml:space="preserve">tector = </w:t>
-      </w:r>
-      <w:proofErr w:type="spellStart"/>
-      <w:proofErr w:type="gramStart"/>
-      <w:r>
-        <w:rPr>
-          <w:rFonts w:hint="eastAsia"/>
-          <w:i/>
-          <w:iCs/>
-          <w:color w:val="0070C0"/>
-        </w:rPr>
-        <w:t>vi</w:t>
-      </w:r>
-      <w:r>
-        <w:rPr>
-          <w:i/>
-          <w:iCs/>
-          <w:color w:val="0070C0"/>
-        </w:rPr>
-        <w:t>sion.</w:t>
-      </w:r>
-      <w:r>
-        <w:rPr>
-          <w:i/>
-          <w:iCs/>
-          <w:color w:val="0070C0"/>
-        </w:rPr>
-        <w:t>peopleDetector</w:t>
-      </w:r>
-      <w:proofErr w:type="spellEnd"/>
-      <w:proofErr w:type="gramEnd"/>
-      <w:r>
-        <w:rPr>
-          <w:i/>
-          <w:iCs/>
-          <w:color w:val="0070C0"/>
-        </w:rPr>
-        <w:t xml:space="preserve"> </w:t>
-      </w:r>
-      <w:r>
-        <w:rPr>
-          <w:i/>
-          <w:iCs/>
-          <w:color w:val="0070C0"/>
-        </w:rPr>
-        <w:t>(</w:t>
-      </w:r>
-      <w:proofErr w:type="spellStart"/>
-      <w:r>
-        <w:rPr>
-          <w:i/>
-          <w:iCs/>
-          <w:color w:val="0070C0"/>
-        </w:rPr>
-        <w:t>modelName</w:t>
-      </w:r>
-      <w:proofErr w:type="spellEnd"/>
-      <w:r>
-        <w:rPr>
-          <w:i/>
-          <w:iCs/>
-          <w:color w:val="0070C0"/>
-        </w:rPr>
-        <w:t>);</w:t>
-      </w:r>
-    </w:p>
-    <w:p>
-      <w:pPr>
-        <w:ind w:firstLine="420"/>
-        <w:rPr>
-          <w:i/>
-          <w:iCs/>
-          <w:color w:val="0070C0"/>
-        </w:rPr>
-      </w:pPr>
-      <w:r>
-        <w:rPr>
-          <w:rFonts w:hint="eastAsia"/>
-          <w:i/>
-          <w:iCs/>
-          <w:color w:val="0070C0"/>
-        </w:rPr>
-        <w:t>de</w:t>
-      </w:r>
-      <w:r>
-        <w:rPr>
-          <w:i/>
-          <w:iCs/>
-          <w:color w:val="0070C0"/>
-        </w:rPr>
-        <w:t xml:space="preserve">tector = </w:t>
-      </w:r>
-      <w:proofErr w:type="spellStart"/>
-      <w:proofErr w:type="gramStart"/>
-      <w:r>
-        <w:rPr>
-          <w:rFonts w:hint="eastAsia"/>
-          <w:i/>
-          <w:iCs/>
-          <w:color w:val="0070C0"/>
-        </w:rPr>
-        <w:t>vi</w:t>
-      </w:r>
-      <w:r>
-        <w:rPr>
-          <w:i/>
-          <w:iCs/>
-          <w:color w:val="0070C0"/>
-        </w:rPr>
-        <w:t>sion.</w:t>
-      </w:r>
-      <w:r>
-        <w:rPr>
-          <w:i/>
-          <w:iCs/>
-          <w:color w:val="0070C0"/>
-        </w:rPr>
-        <w:t>peopleDetector</w:t>
-      </w:r>
-      <w:proofErr w:type="spellEnd"/>
-      <w:proofErr w:type="gramEnd"/>
-      <w:r>
-        <w:rPr>
-          <w:i/>
-          <w:iCs/>
-          <w:color w:val="0070C0"/>
-        </w:rPr>
-        <w:t xml:space="preserve"> </w:t>
-      </w:r>
-      <w:r>
-        <w:rPr>
-          <w:i/>
-          <w:iCs/>
-          <w:color w:val="0070C0"/>
-        </w:rPr>
-        <w:t>(</w:t>
-      </w:r>
-      <w:r>
-        <w:rPr>
-          <w:i/>
-          <w:iCs/>
-          <w:color w:val="0070C0"/>
-        </w:rPr>
-        <w:t>Name, Value</w:t>
-      </w:r>
-      <w:r>
-        <w:rPr>
-          <w:i/>
-          <w:iCs/>
-          <w:color w:val="0070C0"/>
-        </w:rPr>
-        <w:t>);</w:t>
-      </w:r>
-    </w:p>
-    <w:p>
-      <w:r>
-        <w:rPr>
-          <w:rFonts w:hint="eastAsia"/>
-        </w:rPr>
-        <w:t xml:space="preserve"> </w:t>
-      </w:r>
-      <w:r>
-        <w:t xml:space="preserve">   </w:t>
-      </w:r>
-      <w:r>
-        <w:rPr>
-          <w:rFonts w:hint="eastAsia"/>
-        </w:rPr>
-        <w:t>其中，</w:t>
-      </w:r>
-      <w:proofErr w:type="spellStart"/>
-      <w:r>
-        <w:rPr>
-          <w:rFonts w:hint="eastAsia"/>
-        </w:rPr>
-        <w:t>m</w:t>
-      </w:r>
-      <w:r>
-        <w:t>odelName</w:t>
-      </w:r>
-      <w:proofErr w:type="spellEnd"/>
-      <w:r>
-        <w:rPr>
-          <w:rFonts w:hint="eastAsia"/>
-        </w:rPr>
-        <w:t>为模型名称，N</w:t>
-      </w:r>
-      <w:r>
-        <w:t>ame</w:t>
-      </w:r>
-      <w:r>
-        <w:rPr>
-          <w:rFonts w:hint="eastAsia"/>
-        </w:rPr>
-        <w:t>和V</w:t>
-      </w:r>
-      <w:r>
-        <w:t>alue</w:t>
-      </w:r>
-      <w:r>
-        <w:rPr>
-          <w:rFonts w:hint="eastAsia"/>
-        </w:rPr>
-        <w:t>用于设置属性，d</w:t>
-      </w:r>
-      <w:r>
-        <w:t>etector</w:t>
-      </w:r>
-      <w:r>
-        <w:rPr>
-          <w:rFonts w:hint="eastAsia"/>
-        </w:rPr>
-        <w:t>为行人检测器。</w:t>
-      </w:r>
-    </w:p>
-    <w:p>
-      <w:pPr>
-        <w:ind w:firstLineChars="200" w:firstLine="420"/>
-      </w:pPr>
-      <w:r>
-        <w:rPr>
-          <w:rFonts w:hint="eastAsia"/>
-        </w:rPr>
-        <w:t>在</w:t>
-      </w:r>
-      <w:r>
-        <w:t>MATLAB</w:t>
-      </w:r>
-      <w:r>
-        <w:rPr>
-          <w:rFonts w:hint="eastAsia"/>
-        </w:rPr>
-        <w:t>命令窗口中输入以下程序，或在其它编辑器中编写后粘贴到M</w:t>
-      </w:r>
-      <w:r>
-        <w:t>ATLAB</w:t>
-      </w:r>
-      <w:r>
-        <w:rPr>
-          <w:rFonts w:hint="eastAsia"/>
-        </w:rPr>
-        <w:t>命令窗口，运行前需要将原始图像另存为下面代码中的原始图像文件。</w:t>
-      </w:r>
-    </w:p>
-    <w:p>
-      <w:pPr>
-        <w:jc w:val="center"/>
-      </w:pPr>
-      <w:r>
-        <w:rPr>
-          <w:noProof/>
-        </w:rPr>
-        <w:drawing>
-          <wp:inline distT="0" distB="0" distL="0" distR="0" wp14:anchorId="07E3F60E" wp14:editId="5F652BEA">
-            <wp:extent cx="5274310" cy="852170"/>
-            <wp:effectExtent l="0" t="0" r="2540" b="5080"/>
-            <wp:docPr id="19" name="图片 19"/>
-            <wp:cNvGraphicFramePr>
-              <a:graphicFrameLocks xmlns:a="http://schemas.openxmlformats.org/drawingml/2006/main" noChangeAspect="1"/>
-            </wp:cNvGraphicFramePr>
-            <a:graphic xmlns:a="http://schemas.openxmlformats.org/drawingml/2006/main">
-              <a:graphicData uri="http://schemas.openxmlformats.org/drawingml/2006/picture">
-                <pic:pic xmlns:pic="http://schemas.openxmlformats.org/drawingml/2006/picture">
-                  <pic:nvPicPr>
-                    <pic:cNvPr id="1" name=""/>
-                    <pic:cNvPicPr/>
-                  </pic:nvPicPr>
-                  <pic:blipFill>
-                    <a:blip r:embed="rId10"/>
-                    <a:stretch>
-                      <a:fillRect/>
-                    </a:stretch>
-                  </pic:blipFill>
-                  <pic:spPr>
-                    <a:xfrm>
-                      <a:off x="0" y="0"/>
-                      <a:ext cx="5274310" cy="852170"/>
-                    </a:xfrm>
-                    <a:prstGeom prst="rect">
-                      <a:avLst/>
-                    </a:prstGeom>
-                  </pic:spPr>
-                </pic:pic>
-              </a:graphicData>
-            </a:graphic>
-          </wp:inline>
-        </w:drawing>
-      </w:r>
-    </w:p>
-    <w:p>
-      <w:pPr>
-        <w:ind w:firstLineChars="200" w:firstLine="420"/>
-      </w:pPr>
-      <w:proofErr w:type="spellStart"/>
-      <w:r>
-        <w:rPr>
-          <w:rFonts w:hint="eastAsia"/>
-        </w:rPr>
-        <w:t>b</w:t>
-      </w:r>
-      <w:r>
-        <w:t>boxes</w:t>
-      </w:r>
-      <w:proofErr w:type="spellEnd"/>
-      <w:r>
-        <w:rPr>
-          <w:rFonts w:hint="eastAsia"/>
-        </w:rPr>
-        <w:t>为检测到的目标位置，s</w:t>
-      </w:r>
-      <w:r>
-        <w:t>cores</w:t>
-      </w:r>
-      <w:r>
-        <w:rPr>
-          <w:rFonts w:hint="eastAsia"/>
-        </w:rPr>
-        <w:t>为检测置信度分数，</w:t>
-      </w:r>
-      <w:r>
-        <w:rPr>
-          <w:rFonts w:ascii="仿宋" w:eastAsia="仿宋" w:hAnsi="仿宋" w:hint="eastAsia"/>
-        </w:rPr>
-        <w:t>I</w:t>
-      </w:r>
-      <w:r>
-        <w:rPr>
-          <w:rFonts w:hint="eastAsia"/>
-        </w:rPr>
-        <w:t>为输入图像。</w:t>
-      </w:r>
-    </w:p>
-    <w:p>
-      <w:pPr>
-        <w:ind w:firstLineChars="200" w:firstLine="420"/>
-        <w:rPr>
-          <w:rFonts w:hint="eastAsia"/>
-        </w:rPr>
-      </w:pPr>
-    </w:p>
-    <w:p>
-      <w:pPr>
-        <w:rPr>
-          <w:rFonts w:hint="eastAsia"/>
-        </w:rPr>
-      </w:pPr>
-      <w:r>
-        <w:rPr>
-          <w:rFonts w:hint="eastAsia"/>
-        </w:rPr>
-        <w:t>在下面表格区域内放置实验中所使用到的原始图像及识别结果图像：</w:t>
-      </w:r>
-    </w:p>
-    <w:tbl>
-      <w:tblPr>
-        <w:tblStyle w:val="a8"/>
-        <w:tblW w:w="8784" w:type="dxa"/>
-        <w:jc w:val="center"/>
-        <w:tblBorders>
-          <w:top w:val="dashSmallGap" w:sz="4" w:space="0" w:color="auto"/>
-          <w:left w:val="dashSmallGap" w:sz="4" w:space="0" w:color="auto"/>
-          <w:bottom w:val="dashSmallGap" w:sz="4" w:space="0" w:color="auto"/>
-          <w:right w:val="dashSmallGap" w:sz="4" w:space="0" w:color="auto"/>
-          <w:insideH w:val="dashSmallGap" w:sz="4" w:space="0" w:color="auto"/>
-          <w:insideV w:val="dashSmallGap" w:sz="4" w:space="0" w:color="auto"/>
-        </w:tblBorders>
-        <w:tblLook w:val="04A0" w:firstRow="1" w:lastRow="0" w:firstColumn="1" w:lastColumn="0" w:noHBand="0" w:noVBand="1"/>
-      </w:tblPr>
-      <w:tblGrid>
-        <w:gridCol w:w="4148"/>
-        <w:gridCol w:w="4636"/>
-      </w:tblGrid>
-      <w:tr>
-        <w:trPr>
-          <w:trHeight w:val="3906"/>
-          <w:jc w:val="center"/>
-        </w:trPr>
-        <w:tc>
-          <w:tcPr>
-            <w:tcW w:w="4148" w:type="dxa"/>
-          </w:tcPr>
-          <w:p>
-            <w:pPr>
-              <w:rPr>
-                <w:rFonts w:hint="eastAsia"/>
-              </w:rPr>
-            </w:pPr>
-          </w:p>
-        </w:tc>
-        <w:tc>
-          <w:tcPr>
-            <w:tcW w:w="4636" w:type="dxa"/>
-          </w:tcPr>
-          <w:p>
-            <w:pPr>
-              <w:jc w:val="center"/>
-            </w:pPr>
-          </w:p>
-        </w:tc>
-      </w:tr>
-      <w:tr>
-        <w:trPr>
-          <w:jc w:val="center"/>
-        </w:trPr>
-        <w:tc>
-          <w:tcPr>
-            <w:tcW w:w="4148" w:type="dxa"/>
-          </w:tcPr>
-          <w:p>
-            <w:pPr>
-              <w:jc w:val="center"/>
-              <w:rPr>
-                <w:noProof/>
-              </w:rPr>
-            </w:pPr>
-            <w:r>
-              <w:rPr>
-                <w:rFonts w:hint="eastAsia"/>
-              </w:rPr>
-              <w:t>原始图像</w:t>
-            </w:r>
-          </w:p>
-        </w:tc>
-        <w:tc>
-          <w:tcPr>
-            <w:tcW w:w="4636" w:type="dxa"/>
-          </w:tcPr>
-          <w:p>
-            <w:pPr>
-              <w:jc w:val="center"/>
-            </w:pPr>
-            <w:r>
-              <w:rPr>
-                <w:rFonts w:hint="eastAsia"/>
-              </w:rPr>
-              <w:t>HOG</w:t>
-            </w:r>
-            <w:r>
-              <w:rPr>
-                <w:rFonts w:hint="eastAsia"/>
-              </w:rPr>
-              <w:t>行人识别算法识别结果</w:t>
-            </w:r>
-          </w:p>
-        </w:tc>
-      </w:tr>
-    </w:tbl>
-    <w:p/>
-    <w:p>
-      <w:pPr>
-        <w:rPr>
-          <w:b/>
-          <w:bCs/>
-        </w:rPr>
-      </w:pPr>
-      <w:r>
-        <w:rPr>
-          <w:b/>
-          <w:bCs/>
-        </w:rPr>
-        <w:tab/>
-      </w:r>
-      <w:r>
-        <w:rPr>
-          <w:b/>
-          <w:bCs/>
-        </w:rPr>
-        <w:t>3</w:t>
-      </w:r>
-      <w:r>
-        <w:rPr>
-          <w:rFonts w:hint="eastAsia"/>
-          <w:b/>
-          <w:bCs/>
-        </w:rPr>
-        <w:t>、</w:t>
-      </w:r>
-      <w:r>
-        <w:rPr>
-          <w:rFonts w:hint="eastAsia"/>
-          <w:b/>
-          <w:bCs/>
-        </w:rPr>
-        <w:t>交通标志</w:t>
-      </w:r>
-      <w:r>
-        <w:rPr>
-          <w:rFonts w:hint="eastAsia"/>
-          <w:b/>
-          <w:bCs/>
-        </w:rPr>
-        <w:t>识别</w:t>
-      </w:r>
-    </w:p>
-    <w:p>
-      <w:r>
-        <w:rPr>
-          <w:rFonts w:hint="eastAsia"/>
-        </w:rPr>
-        <w:t xml:space="preserve"> </w:t>
-      </w:r>
-      <w:r>
-        <w:t xml:space="preserve">   </w:t>
-      </w:r>
-      <w:r>
-        <w:rPr>
-          <w:rFonts w:hint="eastAsia"/>
-        </w:rPr>
-        <w:t>MATLAB中没有专门的检测函数，需要通过训练目标检测器进行各种交通标志的检测。</w:t>
-      </w:r>
-    </w:p>
-    <w:p>
-      <w:r>
-        <w:t xml:space="preserve">    </w:t>
-      </w:r>
-      <w:r>
-        <w:rPr>
-          <w:rFonts w:hint="eastAsia"/>
-        </w:rPr>
-        <w:t>（1）ACF目标检测器</w:t>
-      </w:r>
-    </w:p>
-    <w:p>
-      <w:r>
-        <w:rPr>
-          <w:rFonts w:hint="eastAsia"/>
-        </w:rPr>
-        <w:t xml:space="preserve"> </w:t>
-      </w:r>
-      <w:r>
-        <w:t xml:space="preserve">   </w:t>
-      </w:r>
-      <w:proofErr w:type="spellStart"/>
-      <w:r>
-        <w:t>trainACFObjectDetector</w:t>
-      </w:r>
-      <w:proofErr w:type="spellEnd"/>
-      <w:r>
-        <w:rPr>
-          <w:rFonts w:hint="eastAsia"/>
-        </w:rPr>
-        <w:t>为训练ACF目标检测器的函数，其调用方式如下：</w:t>
-      </w:r>
-    </w:p>
-    <w:p>
-      <w:pPr>
-        <w:ind w:firstLine="420"/>
-      </w:pPr>
-      <w:r>
-        <w:rPr>
-          <w:rFonts w:hint="eastAsia"/>
-          <w:i/>
-          <w:iCs/>
-          <w:color w:val="0070C0"/>
-        </w:rPr>
-        <w:t>de</w:t>
-      </w:r>
-      <w:r>
-        <w:rPr>
-          <w:i/>
-          <w:iCs/>
-          <w:color w:val="0070C0"/>
-        </w:rPr>
-        <w:t xml:space="preserve">tector = </w:t>
-      </w:r>
-      <w:proofErr w:type="spellStart"/>
-      <w:r>
-        <w:rPr>
-          <w:rFonts w:hint="eastAsia"/>
-          <w:i/>
-          <w:iCs/>
-          <w:color w:val="0070C0"/>
-        </w:rPr>
-        <w:t>tra</w:t>
-      </w:r>
-      <w:r>
-        <w:rPr>
-          <w:i/>
-          <w:iCs/>
-          <w:color w:val="0070C0"/>
-        </w:rPr>
-        <w:t>inACFObjectDetector</w:t>
-      </w:r>
-      <w:proofErr w:type="spellEnd"/>
-      <w:r>
-        <w:rPr>
-          <w:i/>
-          <w:iCs/>
-          <w:color w:val="0070C0"/>
-        </w:rPr>
-        <w:t xml:space="preserve"> </w:t>
-      </w:r>
-      <w:r>
-        <w:rPr>
-          <w:i/>
-          <w:iCs/>
-          <w:color w:val="0070C0"/>
-        </w:rPr>
-        <w:t>(</w:t>
-      </w:r>
-      <w:bookmarkStart w:id="0" w:name="_Hlk120575605"/>
-      <w:proofErr w:type="spellStart"/>
-      <w:r>
-        <w:rPr>
-          <w:i/>
-          <w:iCs/>
-          <w:color w:val="0070C0"/>
-        </w:rPr>
-        <w:t>trainingData</w:t>
-      </w:r>
-      <w:bookmarkEnd w:id="0"/>
-      <w:proofErr w:type="spellEnd"/>
-      <w:r>
-        <w:rPr>
-          <w:i/>
-          <w:iCs/>
-          <w:color w:val="0070C0"/>
-        </w:rPr>
-        <w:t>);</w:t>
-      </w:r>
-    </w:p>
-    <w:p>
-      <w:pPr>
-        <w:ind w:firstLine="420"/>
-        <w:rPr>
-          <w:i/>
-          <w:iCs/>
-          <w:color w:val="0070C0"/>
-        </w:rPr>
-      </w:pPr>
-      <w:r>
-        <w:rPr>
-          <w:rFonts w:hint="eastAsia"/>
-          <w:i/>
-          <w:iCs/>
-          <w:color w:val="0070C0"/>
-        </w:rPr>
-        <w:t>de</w:t>
-      </w:r>
-      <w:r>
-        <w:rPr>
-          <w:i/>
-          <w:iCs/>
-          <w:color w:val="0070C0"/>
-        </w:rPr>
-        <w:t xml:space="preserve">tector = </w:t>
-      </w:r>
-      <w:proofErr w:type="spellStart"/>
-      <w:r>
-        <w:rPr>
-          <w:rFonts w:hint="eastAsia"/>
-          <w:i/>
-          <w:iCs/>
-          <w:color w:val="0070C0"/>
-        </w:rPr>
-        <w:t>tra</w:t>
-      </w:r>
-      <w:r>
-        <w:rPr>
-          <w:i/>
-          <w:iCs/>
-          <w:color w:val="0070C0"/>
-        </w:rPr>
-        <w:t>inACFObjectDetector</w:t>
-      </w:r>
-      <w:proofErr w:type="spellEnd"/>
-      <w:r>
-        <w:rPr>
-          <w:i/>
-          <w:iCs/>
-          <w:color w:val="0070C0"/>
-        </w:rPr>
-        <w:t xml:space="preserve"> </w:t>
-      </w:r>
-      <w:r>
-        <w:rPr>
-          <w:i/>
-          <w:iCs/>
-          <w:color w:val="0070C0"/>
-        </w:rPr>
-        <w:t>(</w:t>
-      </w:r>
-      <w:proofErr w:type="spellStart"/>
-      <w:proofErr w:type="gramStart"/>
-      <w:r>
-        <w:rPr>
-          <w:i/>
-          <w:iCs/>
-          <w:color w:val="0070C0"/>
-        </w:rPr>
-        <w:t>trainingData</w:t>
-      </w:r>
-      <w:proofErr w:type="spellEnd"/>
-      <w:r>
-        <w:rPr>
-          <w:i/>
-          <w:iCs/>
-          <w:color w:val="0070C0"/>
-        </w:rPr>
-        <w:t xml:space="preserve"> ,</w:t>
-      </w:r>
-      <w:proofErr w:type="gramEnd"/>
-      <w:r>
-        <w:rPr>
-          <w:i/>
-          <w:iCs/>
-          <w:color w:val="0070C0"/>
-        </w:rPr>
-        <w:t xml:space="preserve"> Name, Value</w:t>
-      </w:r>
-      <w:r>
-        <w:rPr>
-          <w:i/>
-          <w:iCs/>
-          <w:color w:val="0070C0"/>
-        </w:rPr>
-        <w:t>);</w:t>
-      </w:r>
-    </w:p>
-    <w:p>
-      <w:r>
-        <w:rPr>
-          <w:rFonts w:hint="eastAsia"/>
-        </w:rPr>
-        <w:t xml:space="preserve"> </w:t>
-      </w:r>
-      <w:r>
-        <w:t xml:space="preserve">   </w:t>
-      </w:r>
-      <w:r>
-        <w:rPr>
-          <w:rFonts w:hint="eastAsia"/>
-        </w:rPr>
-        <w:t>其中，</w:t>
-      </w:r>
-      <w:proofErr w:type="spellStart"/>
-      <w:r>
-        <w:t>trainingData</w:t>
-      </w:r>
-      <w:proofErr w:type="spellEnd"/>
-      <w:r>
-        <w:rPr>
-          <w:rFonts w:hint="eastAsia"/>
-        </w:rPr>
-        <w:t>为地面真实训练数据（图像），N</w:t>
-      </w:r>
-      <w:r>
-        <w:t>ame</w:t>
-      </w:r>
-      <w:r>
-        <w:rPr>
-          <w:rFonts w:hint="eastAsia"/>
-        </w:rPr>
-        <w:t>和V</w:t>
-      </w:r>
-      <w:r>
-        <w:t>alue</w:t>
-      </w:r>
-      <w:r>
-        <w:rPr>
-          <w:rFonts w:hint="eastAsia"/>
-        </w:rPr>
-        <w:t>为指定的附加选项，d</w:t>
-      </w:r>
-      <w:r>
-        <w:t>etector</w:t>
-      </w:r>
-      <w:r>
-        <w:rPr>
-          <w:rFonts w:hint="eastAsia"/>
-        </w:rPr>
-        <w:t>为ACF目标检测器。</w:t>
-      </w:r>
-    </w:p>
-    <w:p/>
-    <w:p>
-      <w:r>
-        <w:rPr>
-          <w:rFonts w:hint="eastAsia"/>
-        </w:rPr>
-        <w:t xml:space="preserve"> </w:t>
-      </w:r>
-      <w:r>
-        <w:t xml:space="preserve">   </w:t>
-      </w:r>
-      <w:r>
-        <w:rPr>
-          <w:rFonts w:hint="eastAsia"/>
-        </w:rPr>
-        <w:t>在M</w:t>
-      </w:r>
-      <w:r>
-        <w:t>ATLAB</w:t>
-      </w:r>
-      <w:r>
-        <w:rPr>
-          <w:rFonts w:hint="eastAsia"/>
-        </w:rPr>
-        <w:t>命令窗口中输入以下程序：</w:t>
-      </w:r>
-    </w:p>
-    <w:p>
-      <w:r>
-        <w:rPr>
-          <w:noProof/>
-        </w:rPr>
-        <w:lastRenderedPageBreak/>
-        <w:drawing>
-          <wp:inline distT="0" distB="0" distL="0" distR="0" wp14:anchorId="4F558058" wp14:editId="75D5ED43">
-            <wp:extent cx="5274310" cy="2010410"/>
-            <wp:effectExtent l="0" t="0" r="2540" b="8890"/>
-            <wp:docPr id="25" name="图片 25"/>
-            <wp:cNvGraphicFramePr>
-              <a:graphicFrameLocks xmlns:a="http://schemas.openxmlformats.org/drawingml/2006/main" noChangeAspect="1"/>
-            </wp:cNvGraphicFramePr>
-            <a:graphic xmlns:a="http://schemas.openxmlformats.org/drawingml/2006/main">
-              <a:graphicData uri="http://schemas.openxmlformats.org/drawingml/2006/picture">
-                <pic:pic xmlns:pic="http://schemas.openxmlformats.org/drawingml/2006/picture">
-                  <pic:nvPicPr>
-                    <pic:cNvPr id="1" name=""/>
-                    <pic:cNvPicPr/>
-                  </pic:nvPicPr>
-                  <pic:blipFill>
-                    <a:blip r:embed="rId11"/>
-                    <a:stretch>
-                      <a:fillRect/>
-                    </a:stretch>
-                  </pic:blipFill>
-                  <pic:spPr>
-                    <a:xfrm>
-                      <a:off x="0" y="0"/>
-                      <a:ext cx="5274310" cy="2010410"/>
-                    </a:xfrm>
-                    <a:prstGeom prst="rect">
-                      <a:avLst/>
-                    </a:prstGeom>
-                  </pic:spPr>
-                </pic:pic>
-              </a:graphicData>
-            </a:graphic>
-          </wp:inline>
-        </w:drawing>
-      </w:r>
-    </w:p>
-    <w:p>
-      <w:r>
-        <w:rPr>
-          <w:rFonts w:hint="eastAsia"/>
-        </w:rPr>
-        <w:t xml:space="preserve"> </w:t>
-      </w:r>
-      <w:r>
-        <w:t xml:space="preserve">   </w:t>
-      </w:r>
-    </w:p>
-    <w:p>
-      <w:pPr>
-        <w:rPr>
-          <w:rFonts w:hint="eastAsia"/>
-        </w:rPr>
-      </w:pPr>
-      <w:r>
-        <w:rPr>
-          <w:rFonts w:hint="eastAsia"/>
-        </w:rPr>
-        <w:t>在下面表格区域内放置实验中所使用到的原始图像及识别结果图像：</w:t>
-      </w:r>
-    </w:p>
-    <w:tbl>
-      <w:tblPr>
-        <w:tblStyle w:val="a8"/>
-        <w:tblW w:w="8784" w:type="dxa"/>
-        <w:jc w:val="center"/>
-        <w:tblBorders>
-          <w:top w:val="dashSmallGap" w:sz="4" w:space="0" w:color="auto"/>
-          <w:left w:val="dashSmallGap" w:sz="4" w:space="0" w:color="auto"/>
-          <w:bottom w:val="dashSmallGap" w:sz="4" w:space="0" w:color="auto"/>
-          <w:right w:val="dashSmallGap" w:sz="4" w:space="0" w:color="auto"/>
-          <w:insideH w:val="dashSmallGap" w:sz="4" w:space="0" w:color="auto"/>
-          <w:insideV w:val="dashSmallGap" w:sz="4" w:space="0" w:color="auto"/>
-        </w:tblBorders>
-        <w:tblLook w:val="04A0" w:firstRow="1" w:lastRow="0" w:firstColumn="1" w:lastColumn="0" w:noHBand="0" w:noVBand="1"/>
-      </w:tblPr>
-      <w:tblGrid>
-        <w:gridCol w:w="4390"/>
-        <w:gridCol w:w="4394"/>
-      </w:tblGrid>
-      <w:tr>
-        <w:trPr>
-          <w:trHeight w:val="3875"/>
-          <w:jc w:val="center"/>
-        </w:trPr>
-        <w:tc>
-          <w:tcPr>
-            <w:tcW w:w="4390" w:type="dxa"/>
-          </w:tcPr>
-          <w:p>
-            <w:pPr>
-              <w:rPr>
-                <w:rFonts w:hint="eastAsia"/>
-              </w:rPr>
-            </w:pPr>
-          </w:p>
-        </w:tc>
-        <w:tc>
-          <w:tcPr>
-            <w:tcW w:w="4394" w:type="dxa"/>
-          </w:tcPr>
-          <w:p>
-            <w:pPr>
-              <w:jc w:val="center"/>
-            </w:pPr>
-          </w:p>
-        </w:tc>
-      </w:tr>
-      <w:tr>
-        <w:trPr>
-          <w:jc w:val="center"/>
-        </w:trPr>
-        <w:tc>
-          <w:tcPr>
-            <w:tcW w:w="4390" w:type="dxa"/>
-          </w:tcPr>
-          <w:p>
-            <w:pPr>
-              <w:jc w:val="center"/>
-              <w:rPr>
-                <w:noProof/>
-              </w:rPr>
-            </w:pPr>
-            <w:r>
-              <w:rPr>
-                <w:rFonts w:hint="eastAsia"/>
-              </w:rPr>
-              <w:t>原始图像</w:t>
-            </w:r>
-          </w:p>
-        </w:tc>
-        <w:tc>
-          <w:tcPr>
-            <w:tcW w:w="4394" w:type="dxa"/>
-          </w:tcPr>
-          <w:p>
-            <w:pPr>
-              <w:jc w:val="center"/>
-            </w:pPr>
-            <w:r>
-              <w:rPr>
-                <w:rFonts w:hint="eastAsia"/>
-              </w:rPr>
-              <w:t>交通标志牌</w:t>
-            </w:r>
-            <w:r>
-              <w:rPr>
-                <w:rFonts w:hint="eastAsia"/>
-              </w:rPr>
-              <w:t>识别结果</w:t>
-            </w:r>
-          </w:p>
-        </w:tc>
-      </w:tr>
-    </w:tbl>
-    <w:p/>
-    <w:p>
-      <w:pPr>
-        <w:rPr>
-          <w:b/>
-          <w:bCs/>
-        </w:rPr>
-      </w:pPr>
-      <w:r>
-        <w:rPr>
-          <w:b/>
-          <w:bCs/>
-        </w:rPr>
-        <w:tab/>
-      </w:r>
-      <w:r>
-        <w:rPr>
-          <w:b/>
-          <w:bCs/>
-        </w:rPr>
-        <w:t>4</w:t>
-      </w:r>
-      <w:r>
-        <w:rPr>
-          <w:rFonts w:hint="eastAsia"/>
-          <w:b/>
-          <w:bCs/>
-        </w:rPr>
-        <w:t>、</w:t>
-      </w:r>
-      <w:r>
-        <w:rPr>
-          <w:rFonts w:hint="eastAsia"/>
-          <w:b/>
-          <w:bCs/>
-        </w:rPr>
-        <w:t>道路</w:t>
-      </w:r>
-      <w:r>
-        <w:rPr>
-          <w:rFonts w:hint="eastAsia"/>
-          <w:b/>
-          <w:bCs/>
-        </w:rPr>
-        <w:t>识别</w:t>
-      </w:r>
-    </w:p>
-    <w:p>
-      <w:r>
-        <w:rPr>
-          <w:rFonts w:hint="eastAsia"/>
-        </w:rPr>
-        <w:t xml:space="preserve"> </w:t>
-      </w:r>
-      <w:r>
-        <w:t xml:space="preserve">   </w:t>
-      </w:r>
-      <w:r>
-        <w:rPr>
-          <w:rFonts w:hint="eastAsia"/>
-        </w:rPr>
-        <w:t>道路识别可使用视觉传感器和激光雷达，通过视觉传感器检测出车道线，提供车辆在当前车道中的位置</w:t>
-      </w:r>
-      <w:r>
-        <w:rPr>
-          <w:rFonts w:hint="eastAsia"/>
-        </w:rPr>
-        <w:t>；而激光雷达把真实的道路转换为汽车识别的道路。</w:t>
-      </w:r>
-    </w:p>
-    <w:p>
-      <w:pPr>
-        <w:ind w:firstLine="420"/>
-      </w:pPr>
-      <w:r>
-        <w:rPr>
-          <w:rFonts w:hint="eastAsia"/>
-        </w:rPr>
-        <w:t>MATLAB中提供了多个道路识别检测函数：</w:t>
-      </w:r>
-    </w:p>
-    <w:p>
-      <w:pPr>
-        <w:ind w:firstLine="420"/>
-      </w:pPr>
-      <w:r>
-        <w:rPr>
-          <w:rFonts w:hint="eastAsia"/>
-        </w:rPr>
-        <w:t>（1）检测灰度图像中车道——</w:t>
-      </w:r>
-      <w:proofErr w:type="spellStart"/>
-      <w:r>
-        <w:rPr>
-          <w:rFonts w:hint="eastAsia"/>
-        </w:rPr>
-        <w:t>s</w:t>
-      </w:r>
-      <w:r>
-        <w:t>egmentLaneMarkerRidge</w:t>
-      </w:r>
-      <w:proofErr w:type="spellEnd"/>
-    </w:p>
-    <w:p>
-      <w:pPr>
-        <w:ind w:firstLine="420"/>
-      </w:pPr>
-      <w:r>
-        <w:rPr>
-          <w:rFonts w:hint="eastAsia"/>
-        </w:rPr>
-        <w:t>（2）抛物线车道边界模型——</w:t>
-      </w:r>
-      <w:proofErr w:type="spellStart"/>
-      <w:r>
-        <w:rPr>
-          <w:rFonts w:hint="eastAsia"/>
-        </w:rPr>
-        <w:t>p</w:t>
-      </w:r>
-      <w:r>
-        <w:t>arabolicLaneBoundary</w:t>
-      </w:r>
-      <w:proofErr w:type="spellEnd"/>
-    </w:p>
-    <w:p>
-      <w:pPr>
-        <w:ind w:firstLine="420"/>
-      </w:pPr>
-      <w:r>
-        <w:rPr>
-          <w:rFonts w:hint="eastAsia"/>
-        </w:rPr>
-        <w:t>（3）使用抛物线模型寻找车道线边界——</w:t>
-      </w:r>
-      <w:proofErr w:type="spellStart"/>
-      <w:r>
-        <w:rPr>
-          <w:rFonts w:hint="eastAsia"/>
-        </w:rPr>
-        <w:t>f</w:t>
-      </w:r>
-      <w:r>
-        <w:t>indParabolicLaneBoundaries</w:t>
-      </w:r>
-      <w:proofErr w:type="spellEnd"/>
-    </w:p>
-    <w:p>
-      <w:pPr>
-        <w:ind w:firstLine="420"/>
-      </w:pPr>
-      <w:r>
-        <w:rPr>
-          <w:rFonts w:hint="eastAsia"/>
-        </w:rPr>
-        <w:t>（4）三次方车道边界模型——</w:t>
-      </w:r>
-      <w:proofErr w:type="spellStart"/>
-      <w:r>
-        <w:t>cubicLaneBoundaryModel</w:t>
-      </w:r>
-      <w:proofErr w:type="spellEnd"/>
-    </w:p>
-    <w:p>
-      <w:pPr>
-        <w:ind w:firstLine="420"/>
-      </w:pPr>
-      <w:r>
-        <w:rPr>
-          <w:rFonts w:hint="eastAsia"/>
-        </w:rPr>
-        <w:t>（5）使用三次方模型寻找车道线边界——</w:t>
-      </w:r>
-      <w:proofErr w:type="spellStart"/>
-      <w:r>
-        <w:rPr>
-          <w:rFonts w:hint="eastAsia"/>
-        </w:rPr>
-        <w:t>f</w:t>
-      </w:r>
-      <w:r>
-        <w:t>indCubicLaneBoundaries</w:t>
-      </w:r>
-      <w:proofErr w:type="spellEnd"/>
-    </w:p>
-    <w:p>
-      <w:pPr>
-        <w:ind w:firstLine="420"/>
-      </w:pPr>
-      <w:r>
-        <w:rPr>
-          <w:rFonts w:hint="eastAsia"/>
-        </w:rPr>
-        <w:t>（6）求车道边界坐标值——</w:t>
-      </w:r>
-      <w:proofErr w:type="spellStart"/>
-      <w:r>
-        <w:rPr>
-          <w:rFonts w:hint="eastAsia"/>
-        </w:rPr>
-        <w:t>c</w:t>
-      </w:r>
-      <w:r>
-        <w:t>omputerBoundaryModel</w:t>
-      </w:r>
-      <w:proofErr w:type="spellEnd"/>
-    </w:p>
-    <w:p>
-      <w:pPr>
-        <w:ind w:firstLine="420"/>
-      </w:pPr>
-      <w:r>
-        <w:rPr>
-          <w:rFonts w:hint="eastAsia"/>
-        </w:rPr>
-        <w:t>（7）在图像中插入车道边界——</w:t>
-      </w:r>
-      <w:proofErr w:type="spellStart"/>
-      <w:r>
-        <w:t>insertLaneBoundary</w:t>
-      </w:r>
-      <w:proofErr w:type="spellEnd"/>
-    </w:p>
-    <w:p/>
-    <w:p>
-      <w:r>
-        <w:rPr>
-          <w:rFonts w:hint="eastAsia"/>
-        </w:rPr>
-        <w:t xml:space="preserve"> </w:t>
-      </w:r>
-      <w:r>
-        <w:t xml:space="preserve">   </w:t>
-      </w:r>
-      <w:r>
-        <w:rPr>
-          <w:rFonts w:hint="eastAsia"/>
-        </w:rPr>
-        <w:t>下面程序使用抛物线车道边界模型识别图像中的车道线</w:t>
-      </w:r>
-    </w:p>
-    <w:p>
-      <w:r>
-        <w:rPr>
-          <w:noProof/>
-        </w:rPr>
-        <w:lastRenderedPageBreak/>
-        <w:drawing>
-          <wp:inline distT="0" distB="0" distL="0" distR="0" wp14:anchorId="517CCB5D" wp14:editId="51959A27">
-            <wp:extent cx="5274310" cy="1140460"/>
-            <wp:effectExtent l="0" t="0" r="2540" b="2540"/>
-            <wp:docPr id="33" name="图片 33"/>
-            <wp:cNvGraphicFramePr>
-              <a:graphicFrameLocks xmlns:a="http://schemas.openxmlformats.org/drawingml/2006/main" noChangeAspect="1"/>
-            </wp:cNvGraphicFramePr>
-            <a:graphic xmlns:a="http://schemas.openxmlformats.org/drawingml/2006/main">
-              <a:graphicData uri="http://schemas.openxmlformats.org/drawingml/2006/picture">
-                <pic:pic xmlns:pic="http://schemas.openxmlformats.org/drawingml/2006/picture">
-                  <pic:nvPicPr>
-                    <pic:cNvPr id="1" name=""/>
-                    <pic:cNvPicPr/>
-                  </pic:nvPicPr>
-                  <pic:blipFill>
-                    <a:blip r:embed="rId12"/>
-                    <a:stretch>
-                      <a:fillRect/>
-                    </a:stretch>
-                  </pic:blipFill>
-                  <pic:spPr>
-                    <a:xfrm>
-                      <a:off x="0" y="0"/>
-                      <a:ext cx="5274310" cy="1140460"/>
-                    </a:xfrm>
-                    <a:prstGeom prst="rect">
-                      <a:avLst/>
-                    </a:prstGeom>
-                  </pic:spPr>
-                </pic:pic>
-              </a:graphicData>
-            </a:graphic>
-          </wp:inline>
-        </w:drawing>
-      </w:r>
-    </w:p>
-    <w:p>
-      <w:r>
-        <w:rPr>
-          <w:noProof/>
-        </w:rPr>
-        <w:drawing>
-          <wp:inline distT="0" distB="0" distL="0" distR="0" wp14:anchorId="6E80E976" wp14:editId="1AD48E35">
-            <wp:extent cx="5274310" cy="2672080"/>
-            <wp:effectExtent l="0" t="0" r="2540" b="0"/>
-            <wp:docPr id="34" name="图片 34"/>
             <wp:cNvGraphicFramePr>
               <a:graphicFrameLocks xmlns:a="http://schemas.openxmlformats.org/drawingml/2006/main" noChangeAspect="1"/>
             </wp:cNvGraphicFramePr>
@@ -3549,7 +2565,7 @@
                   <pic:spPr>
                     <a:xfrm>
                       <a:off x="0" y="0"/>
-                      <a:ext cx="5274310" cy="2672080"/>
+                      <a:ext cx="5274310" cy="681355"/>
                     </a:xfrm>
                     <a:prstGeom prst="rect">
                       <a:avLst/>
@@ -3560,6 +2576,66 @@
             </a:graphic>
           </wp:inline>
         </w:drawing>
+      </w:r>
+    </w:p>
+    <w:p>
+      <w:pPr>
+        <w:rPr>
+          <w:rFonts w:hint="eastAsia"/>
+        </w:rPr>
+      </w:pPr>
+      <w:r>
+        <w:rPr>
+          <w:rFonts w:hint="eastAsia"/>
+        </w:rPr>
+        <w:t xml:space="preserve"> </w:t>
+      </w:r>
+      <w:r>
+        <w:t xml:space="preserve">   </w:t>
+      </w:r>
+      <w:proofErr w:type="spellStart"/>
+      <w:r>
+        <w:rPr>
+          <w:rFonts w:hint="eastAsia"/>
+        </w:rPr>
+        <w:t>b</w:t>
+      </w:r>
+      <w:r>
+        <w:t>boxes</w:t>
+      </w:r>
+      <w:proofErr w:type="spellEnd"/>
+      <w:r>
+        <w:rPr>
+          <w:rFonts w:hint="eastAsia"/>
+        </w:rPr>
+        <w:t>为检测到的目标位置，s</w:t>
+      </w:r>
+      <w:r>
+        <w:t>cores</w:t>
+      </w:r>
+      <w:r>
+        <w:rPr>
+          <w:rFonts w:hint="eastAsia"/>
+        </w:rPr>
+        <w:t>为检测置信度分数</w:t>
+      </w:r>
+      <w:r>
+        <w:rPr>
+          <w:rFonts w:hint="eastAsia"/>
+        </w:rPr>
+        <w:t>，</w:t>
+      </w:r>
+      <w:r>
+        <w:rPr>
+          <w:rFonts w:ascii="仿宋" w:eastAsia="仿宋" w:hAnsi="仿宋" w:hint="eastAsia"/>
+        </w:rPr>
+        <w:t>I</w:t>
+      </w:r>
+      <w:r>
+        <w:rPr>
+          <w:rFonts w:hint="eastAsia"/>
+        </w:rPr>
+        <w:t>为输入图像。</w:t>
       </w:r>
     </w:p>
     <w:p>
@@ -3591,8 +2667,8 @@
         <w:tblLook w:val="04A0" w:firstRow="1" w:lastRow="0" w:firstColumn="1" w:lastColumn="0" w:noHBand="0" w:noVBand="1"/>
       </w:tblPr>
       <w:tblGrid>
-        <w:gridCol w:w="4390"/>
-        <w:gridCol w:w="4394"/>
+        <w:gridCol w:w="4746"/>
+        <w:gridCol w:w="4700"/>
       </w:tblGrid>
       <w:tr>
         <w:trPr>
@@ -3601,6 +2677,1265 @@
         </w:trPr>
         <w:tc>
           <w:tcPr>
+            <w:tcW w:w="4148" w:type="dxa"/>
+          </w:tcPr>
+          <w:p>
+            <w:pPr>
+              <w:rPr>
+                <w:rFonts w:hint="eastAsia"/>
+              </w:rPr>
+            </w:pPr>
+            <w:r>
+              <w:rPr>
+                <w:noProof/>
+              </w:rPr>
+              <w:drawing>
+                <wp:inline distT="0" distB="0" distL="0" distR="0" wp14:anchorId="4CC989BF" wp14:editId="408BD3A3">
+                  <wp:extent cx="2870831" cy="1972694"/>
+                  <wp:effectExtent l="0" t="0" r="6350" b="8890"/>
+                  <wp:docPr id="375376713" name="图片 1"/>
+                  <wp:cNvGraphicFramePr>
+                    <a:graphicFrameLocks xmlns:a="http://schemas.openxmlformats.org/drawingml/2006/main" noChangeAspect="1"/>
+                  </wp:cNvGraphicFramePr>
+                  <a:graphic xmlns:a="http://schemas.openxmlformats.org/drawingml/2006/main">
+                    <a:graphicData uri="http://schemas.openxmlformats.org/drawingml/2006/picture">
+                      <pic:pic xmlns:pic="http://schemas.openxmlformats.org/drawingml/2006/picture">
+                        <pic:nvPicPr>
+                          <pic:cNvPr id="375376713" name=""/>
+                          <pic:cNvPicPr/>
+                        </pic:nvPicPr>
+                        <pic:blipFill>
+                          <a:blip r:embed="rId14"/>
+                          <a:stretch>
+                            <a:fillRect/>
+                          </a:stretch>
+                        </pic:blipFill>
+                        <pic:spPr>
+                          <a:xfrm flipH="1">
+                            <a:off x="0" y="0"/>
+                            <a:ext cx="2886379" cy="1983378"/>
+                          </a:xfrm>
+                          <a:prstGeom prst="rect">
+                            <a:avLst/>
+                          </a:prstGeom>
+                        </pic:spPr>
+                      </pic:pic>
+                    </a:graphicData>
+                  </a:graphic>
+                </wp:inline>
+              </w:drawing>
+            </w:r>
+          </w:p>
+        </w:tc>
+        <w:tc>
+          <w:tcPr>
+            <w:tcW w:w="4636" w:type="dxa"/>
+          </w:tcPr>
+          <w:p>
+            <w:pPr>
+              <w:jc w:val="center"/>
+              <w:rPr>
+                <w:rFonts w:hint="eastAsia"/>
+              </w:rPr>
+            </w:pPr>
+            <w:r>
+              <w:rPr>
+                <w:noProof/>
+              </w:rPr>
+              <w:drawing>
+                <wp:inline distT="0" distB="0" distL="0" distR="0" wp14:anchorId="12DB1190" wp14:editId="2452F609">
+                  <wp:extent cx="2847844" cy="1887460"/>
+                  <wp:effectExtent l="0" t="0" r="0" b="0"/>
+                  <wp:docPr id="1692856471" name="图片 1"/>
+                  <wp:cNvGraphicFramePr>
+                    <a:graphicFrameLocks xmlns:a="http://schemas.openxmlformats.org/drawingml/2006/main" noChangeAspect="1"/>
+                  </wp:cNvGraphicFramePr>
+                  <a:graphic xmlns:a="http://schemas.openxmlformats.org/drawingml/2006/main">
+                    <a:graphicData uri="http://schemas.openxmlformats.org/drawingml/2006/picture">
+                      <pic:pic xmlns:pic="http://schemas.openxmlformats.org/drawingml/2006/picture">
+                        <pic:nvPicPr>
+                          <pic:cNvPr id="1692856471" name=""/>
+                          <pic:cNvPicPr/>
+                        </pic:nvPicPr>
+                        <pic:blipFill>
+                          <a:blip r:embed="rId15"/>
+                          <a:stretch>
+                            <a:fillRect/>
+                          </a:stretch>
+                        </pic:blipFill>
+                        <pic:spPr>
+                          <a:xfrm>
+                            <a:off x="0" y="0"/>
+                            <a:ext cx="2863026" cy="1897522"/>
+                          </a:xfrm>
+                          <a:prstGeom prst="rect">
+                            <a:avLst/>
+                          </a:prstGeom>
+                        </pic:spPr>
+                      </pic:pic>
+                    </a:graphicData>
+                  </a:graphic>
+                </wp:inline>
+              </w:drawing>
+            </w:r>
+          </w:p>
+        </w:tc>
+      </w:tr>
+      <w:tr>
+        <w:trPr>
+          <w:jc w:val="center"/>
+        </w:trPr>
+        <w:tc>
+          <w:tcPr>
+            <w:tcW w:w="4148" w:type="dxa"/>
+          </w:tcPr>
+          <w:p>
+            <w:pPr>
+              <w:jc w:val="center"/>
+              <w:rPr>
+                <w:rFonts w:hint="eastAsia"/>
+                <w:noProof/>
+              </w:rPr>
+            </w:pPr>
+            <w:r>
+              <w:rPr>
+                <w:rFonts w:hint="eastAsia"/>
+              </w:rPr>
+              <w:t>原始图像</w:t>
+            </w:r>
+          </w:p>
+        </w:tc>
+        <w:tc>
+          <w:tcPr>
+            <w:tcW w:w="4636" w:type="dxa"/>
+          </w:tcPr>
+          <w:p>
+            <w:pPr>
+              <w:jc w:val="center"/>
+              <w:rPr>
+                <w:rFonts w:hint="eastAsia"/>
+              </w:rPr>
+            </w:pPr>
+            <w:r>
+              <w:rPr>
+                <w:rFonts w:hint="eastAsia"/>
+              </w:rPr>
+              <w:t>ACF行人识别算法识别结果</w:t>
+            </w:r>
+          </w:p>
+        </w:tc>
+      </w:tr>
+    </w:tbl>
+    <w:p>
+      <w:pPr>
+        <w:rPr>
+          <w:rFonts w:hint="eastAsia"/>
+        </w:rPr>
+      </w:pPr>
+    </w:p>
+    <w:p>
+      <w:pPr>
+        <w:ind w:firstLine="420"/>
+        <w:rPr>
+          <w:rFonts w:hint="eastAsia"/>
+        </w:rPr>
+      </w:pPr>
+      <w:r>
+        <w:rPr>
+          <w:rFonts w:hint="eastAsia"/>
+        </w:rPr>
+        <w:t>（2）基于HOG特征行人检测</w:t>
+      </w:r>
+    </w:p>
+    <w:p>
+      <w:pPr>
+        <w:ind w:firstLine="420"/>
+        <w:rPr>
+          <w:rFonts w:hint="eastAsia"/>
+        </w:rPr>
+      </w:pPr>
+      <w:proofErr w:type="spellStart"/>
+      <w:r>
+        <w:t>vision.PeopleDetector</w:t>
+      </w:r>
+      <w:proofErr w:type="spellEnd"/>
+      <w:r>
+        <w:rPr>
+          <w:rFonts w:hint="eastAsia"/>
+        </w:rPr>
+        <w:t>为基于HOG特征行人检测的函数，其调用方式如下：</w:t>
+      </w:r>
+    </w:p>
+    <w:p>
+      <w:pPr>
+        <w:ind w:firstLine="420"/>
+        <w:rPr>
+          <w:rFonts w:hint="eastAsia"/>
+        </w:rPr>
+      </w:pPr>
+      <w:r>
+        <w:rPr>
+          <w:rFonts w:hint="eastAsia"/>
+          <w:i/>
+          <w:iCs/>
+          <w:color w:val="0070C0"/>
+        </w:rPr>
+        <w:t>de</w:t>
+      </w:r>
+      <w:r>
+        <w:rPr>
+          <w:i/>
+          <w:iCs/>
+          <w:color w:val="0070C0"/>
+        </w:rPr>
+        <w:t xml:space="preserve">tector = </w:t>
+      </w:r>
+      <w:proofErr w:type="spellStart"/>
+      <w:proofErr w:type="gramStart"/>
+      <w:r>
+        <w:rPr>
+          <w:rFonts w:hint="eastAsia"/>
+          <w:i/>
+          <w:iCs/>
+          <w:color w:val="0070C0"/>
+        </w:rPr>
+        <w:t>vi</w:t>
+      </w:r>
+      <w:r>
+        <w:rPr>
+          <w:i/>
+          <w:iCs/>
+          <w:color w:val="0070C0"/>
+        </w:rPr>
+        <w:t>sion.</w:t>
+      </w:r>
+      <w:r>
+        <w:rPr>
+          <w:i/>
+          <w:iCs/>
+          <w:color w:val="0070C0"/>
+        </w:rPr>
+        <w:t>peopleDetector</w:t>
+      </w:r>
+      <w:proofErr w:type="spellEnd"/>
+      <w:proofErr w:type="gramEnd"/>
+      <w:r>
+        <w:rPr>
+          <w:i/>
+          <w:iCs/>
+          <w:color w:val="0070C0"/>
+        </w:rPr>
+        <w:t xml:space="preserve"> </w:t>
+      </w:r>
+      <w:r>
+        <w:rPr>
+          <w:i/>
+          <w:iCs/>
+          <w:color w:val="0070C0"/>
+        </w:rPr>
+        <w:t>(</w:t>
+      </w:r>
+      <w:proofErr w:type="spellStart"/>
+      <w:r>
+        <w:rPr>
+          <w:i/>
+          <w:iCs/>
+          <w:color w:val="0070C0"/>
+        </w:rPr>
+        <w:t>modelName</w:t>
+      </w:r>
+      <w:proofErr w:type="spellEnd"/>
+      <w:proofErr w:type="gramStart"/>
+      <w:r>
+        <w:rPr>
+          <w:i/>
+          <w:iCs/>
+          <w:color w:val="0070C0"/>
+        </w:rPr>
+        <w:t>);</w:t>
+      </w:r>
+      <w:proofErr w:type="gramEnd"/>
+    </w:p>
+    <w:p>
+      <w:pPr>
+        <w:ind w:firstLine="420"/>
+        <w:rPr>
+          <w:rFonts w:hint="eastAsia"/>
+          <w:i/>
+          <w:iCs/>
+          <w:color w:val="0070C0"/>
+        </w:rPr>
+      </w:pPr>
+      <w:r>
+        <w:rPr>
+          <w:rFonts w:hint="eastAsia"/>
+          <w:i/>
+          <w:iCs/>
+          <w:color w:val="0070C0"/>
+        </w:rPr>
+        <w:t>de</w:t>
+      </w:r>
+      <w:r>
+        <w:rPr>
+          <w:i/>
+          <w:iCs/>
+          <w:color w:val="0070C0"/>
+        </w:rPr>
+        <w:t xml:space="preserve">tector = </w:t>
+      </w:r>
+      <w:proofErr w:type="spellStart"/>
+      <w:proofErr w:type="gramStart"/>
+      <w:r>
+        <w:rPr>
+          <w:rFonts w:hint="eastAsia"/>
+          <w:i/>
+          <w:iCs/>
+          <w:color w:val="0070C0"/>
+        </w:rPr>
+        <w:t>vi</w:t>
+      </w:r>
+      <w:r>
+        <w:rPr>
+          <w:i/>
+          <w:iCs/>
+          <w:color w:val="0070C0"/>
+        </w:rPr>
+        <w:t>sion.</w:t>
+      </w:r>
+      <w:r>
+        <w:rPr>
+          <w:i/>
+          <w:iCs/>
+          <w:color w:val="0070C0"/>
+        </w:rPr>
+        <w:t>peopleDetector</w:t>
+      </w:r>
+      <w:proofErr w:type="spellEnd"/>
+      <w:proofErr w:type="gramEnd"/>
+      <w:r>
+        <w:rPr>
+          <w:i/>
+          <w:iCs/>
+          <w:color w:val="0070C0"/>
+        </w:rPr>
+        <w:t xml:space="preserve"> </w:t>
+      </w:r>
+      <w:r>
+        <w:rPr>
+          <w:i/>
+          <w:iCs/>
+          <w:color w:val="0070C0"/>
+        </w:rPr>
+        <w:t>(</w:t>
+      </w:r>
+      <w:r>
+        <w:rPr>
+          <w:i/>
+          <w:iCs/>
+          <w:color w:val="0070C0"/>
+        </w:rPr>
+        <w:t>Name, Value</w:t>
+      </w:r>
+      <w:proofErr w:type="gramStart"/>
+      <w:r>
+        <w:rPr>
+          <w:i/>
+          <w:iCs/>
+          <w:color w:val="0070C0"/>
+        </w:rPr>
+        <w:t>);</w:t>
+      </w:r>
+      <w:proofErr w:type="gramEnd"/>
+    </w:p>
+    <w:p>
+      <w:pPr>
+        <w:rPr>
+          <w:rFonts w:hint="eastAsia"/>
+        </w:rPr>
+      </w:pPr>
+      <w:r>
+        <w:rPr>
+          <w:rFonts w:hint="eastAsia"/>
+        </w:rPr>
+        <w:t xml:space="preserve"> </w:t>
+      </w:r>
+      <w:r>
+        <w:t xml:space="preserve">   </w:t>
+      </w:r>
+      <w:r>
+        <w:rPr>
+          <w:rFonts w:hint="eastAsia"/>
+        </w:rPr>
+        <w:t>其中，</w:t>
+      </w:r>
+      <w:proofErr w:type="spellStart"/>
+      <w:r>
+        <w:rPr>
+          <w:rFonts w:hint="eastAsia"/>
+        </w:rPr>
+        <w:t>m</w:t>
+      </w:r>
+      <w:r>
+        <w:t>odelName</w:t>
+      </w:r>
+      <w:proofErr w:type="spellEnd"/>
+      <w:r>
+        <w:rPr>
+          <w:rFonts w:hint="eastAsia"/>
+        </w:rPr>
+        <w:t>为模型名称，N</w:t>
+      </w:r>
+      <w:r>
+        <w:t>ame</w:t>
+      </w:r>
+      <w:r>
+        <w:rPr>
+          <w:rFonts w:hint="eastAsia"/>
+        </w:rPr>
+        <w:t>和V</w:t>
+      </w:r>
+      <w:r>
+        <w:t>alue</w:t>
+      </w:r>
+      <w:r>
+        <w:rPr>
+          <w:rFonts w:hint="eastAsia"/>
+        </w:rPr>
+        <w:t>用于设置属性，d</w:t>
+      </w:r>
+      <w:r>
+        <w:t>etector</w:t>
+      </w:r>
+      <w:r>
+        <w:rPr>
+          <w:rFonts w:hint="eastAsia"/>
+        </w:rPr>
+        <w:t>为行人检测器。</w:t>
+      </w:r>
+    </w:p>
+    <w:p>
+      <w:pPr>
+        <w:ind w:firstLineChars="200" w:firstLine="420"/>
+        <w:rPr>
+          <w:rFonts w:hint="eastAsia"/>
+        </w:rPr>
+      </w:pPr>
+      <w:r>
+        <w:rPr>
+          <w:rFonts w:hint="eastAsia"/>
+        </w:rPr>
+        <w:t>在</w:t>
+      </w:r>
+      <w:r>
+        <w:t>MATLAB</w:t>
+      </w:r>
+      <w:r>
+        <w:rPr>
+          <w:rFonts w:hint="eastAsia"/>
+        </w:rPr>
+        <w:t>命令窗口中输入以下程序，或在其它编辑器中编写后粘贴到M</w:t>
+      </w:r>
+      <w:r>
+        <w:t>ATLAB</w:t>
+      </w:r>
+      <w:r>
+        <w:rPr>
+          <w:rFonts w:hint="eastAsia"/>
+        </w:rPr>
+        <w:t>命令窗口，运行前需要将原始图像另存为下面代码中的原始图像文件。</w:t>
+      </w:r>
+    </w:p>
+    <w:p>
+      <w:pPr>
+        <w:jc w:val="center"/>
+        <w:rPr>
+          <w:rFonts w:hint="eastAsia"/>
+        </w:rPr>
+      </w:pPr>
+      <w:r>
+        <w:rPr>
+          <w:noProof/>
+        </w:rPr>
+        <w:drawing>
+          <wp:inline distT="0" distB="0" distL="0" distR="0" wp14:anchorId="07E3F60E" wp14:editId="5F652BEA">
+            <wp:extent cx="5274310" cy="852170"/>
+            <wp:effectExtent l="0" t="0" r="2540" b="5080"/>
+            <wp:docPr id="19" name="图片 19"/>
+            <wp:cNvGraphicFramePr>
+              <a:graphicFrameLocks xmlns:a="http://schemas.openxmlformats.org/drawingml/2006/main" noChangeAspect="1"/>
+            </wp:cNvGraphicFramePr>
+            <a:graphic xmlns:a="http://schemas.openxmlformats.org/drawingml/2006/main">
+              <a:graphicData uri="http://schemas.openxmlformats.org/drawingml/2006/picture">
+                <pic:pic xmlns:pic="http://schemas.openxmlformats.org/drawingml/2006/picture">
+                  <pic:nvPicPr>
+                    <pic:cNvPr id="1" name=""/>
+                    <pic:cNvPicPr/>
+                  </pic:nvPicPr>
+                  <pic:blipFill>
+                    <a:blip r:embed="rId16"/>
+                    <a:stretch>
+                      <a:fillRect/>
+                    </a:stretch>
+                  </pic:blipFill>
+                  <pic:spPr>
+                    <a:xfrm>
+                      <a:off x="0" y="0"/>
+                      <a:ext cx="5274310" cy="852170"/>
+                    </a:xfrm>
+                    <a:prstGeom prst="rect">
+                      <a:avLst/>
+                    </a:prstGeom>
+                  </pic:spPr>
+                </pic:pic>
+              </a:graphicData>
+            </a:graphic>
+          </wp:inline>
+        </w:drawing>
+      </w:r>
+    </w:p>
+    <w:p>
+      <w:pPr>
+        <w:ind w:firstLineChars="200" w:firstLine="420"/>
+        <w:rPr>
+          <w:rFonts w:hint="eastAsia"/>
+        </w:rPr>
+      </w:pPr>
+      <w:proofErr w:type="spellStart"/>
+      <w:r>
+        <w:rPr>
+          <w:rFonts w:hint="eastAsia"/>
+        </w:rPr>
+        <w:t>b</w:t>
+      </w:r>
+      <w:r>
+        <w:t>boxes</w:t>
+      </w:r>
+      <w:proofErr w:type="spellEnd"/>
+      <w:r>
+        <w:rPr>
+          <w:rFonts w:hint="eastAsia"/>
+        </w:rPr>
+        <w:t>为检测到的目标位置，s</w:t>
+      </w:r>
+      <w:r>
+        <w:t>cores</w:t>
+      </w:r>
+      <w:r>
+        <w:rPr>
+          <w:rFonts w:hint="eastAsia"/>
+        </w:rPr>
+        <w:t>为检测置信度分数，</w:t>
+      </w:r>
+      <w:r>
+        <w:rPr>
+          <w:rFonts w:ascii="仿宋" w:eastAsia="仿宋" w:hAnsi="仿宋" w:hint="eastAsia"/>
+        </w:rPr>
+        <w:t>I</w:t>
+      </w:r>
+      <w:r>
+        <w:rPr>
+          <w:rFonts w:hint="eastAsia"/>
+        </w:rPr>
+        <w:t>为输入图像。</w:t>
+      </w:r>
+    </w:p>
+    <w:p>
+      <w:pPr>
+        <w:ind w:firstLineChars="200" w:firstLine="420"/>
+        <w:rPr>
+          <w:rFonts w:hint="eastAsia"/>
+        </w:rPr>
+      </w:pPr>
+    </w:p>
+    <w:p>
+      <w:pPr>
+        <w:rPr>
+          <w:rFonts w:hint="eastAsia"/>
+        </w:rPr>
+      </w:pPr>
+      <w:r>
+        <w:rPr>
+          <w:rFonts w:hint="eastAsia"/>
+        </w:rPr>
+        <w:t>在下面表格区域内放置实验中所使用到的原始图像及识别结果图像：</w:t>
+      </w:r>
+    </w:p>
+    <w:tbl>
+      <w:tblPr>
+        <w:tblStyle w:val="a8"/>
+        <w:tblW w:w="8784" w:type="dxa"/>
+        <w:jc w:val="center"/>
+        <w:tblBorders>
+          <w:top w:val="dashSmallGap" w:sz="4" w:space="0" w:color="auto"/>
+          <w:left w:val="dashSmallGap" w:sz="4" w:space="0" w:color="auto"/>
+          <w:bottom w:val="dashSmallGap" w:sz="4" w:space="0" w:color="auto"/>
+          <w:right w:val="dashSmallGap" w:sz="4" w:space="0" w:color="auto"/>
+          <w:insideH w:val="dashSmallGap" w:sz="4" w:space="0" w:color="auto"/>
+          <w:insideV w:val="dashSmallGap" w:sz="4" w:space="0" w:color="auto"/>
+        </w:tblBorders>
+        <w:tblLook w:val="04A0" w:firstRow="1" w:lastRow="0" w:firstColumn="1" w:lastColumn="0" w:noHBand="0" w:noVBand="1"/>
+      </w:tblPr>
+      <w:tblGrid>
+        <w:gridCol w:w="5446"/>
+        <w:gridCol w:w="5532"/>
+      </w:tblGrid>
+      <w:tr>
+        <w:trPr>
+          <w:trHeight w:val="3906"/>
+          <w:jc w:val="center"/>
+        </w:trPr>
+        <w:tc>
+          <w:tcPr>
+            <w:tcW w:w="4148" w:type="dxa"/>
+          </w:tcPr>
+          <w:p>
+            <w:pPr>
+              <w:rPr>
+                <w:rFonts w:hint="eastAsia"/>
+              </w:rPr>
+            </w:pPr>
+            <w:r>
+              <w:rPr>
+                <w:noProof/>
+              </w:rPr>
+              <w:drawing>
+                <wp:inline distT="0" distB="0" distL="0" distR="0" wp14:anchorId="6059279A" wp14:editId="7498047C">
+                  <wp:extent cx="3321612" cy="1862025"/>
+                  <wp:effectExtent l="0" t="0" r="0" b="5080"/>
+                  <wp:docPr id="604731554" name="图片 1"/>
+                  <wp:cNvGraphicFramePr>
+                    <a:graphicFrameLocks xmlns:a="http://schemas.openxmlformats.org/drawingml/2006/main" noChangeAspect="1"/>
+                  </wp:cNvGraphicFramePr>
+                  <a:graphic xmlns:a="http://schemas.openxmlformats.org/drawingml/2006/main">
+                    <a:graphicData uri="http://schemas.openxmlformats.org/drawingml/2006/picture">
+                      <pic:pic xmlns:pic="http://schemas.openxmlformats.org/drawingml/2006/picture">
+                        <pic:nvPicPr>
+                          <pic:cNvPr id="604731554" name=""/>
+                          <pic:cNvPicPr/>
+                        </pic:nvPicPr>
+                        <pic:blipFill>
+                          <a:blip r:embed="rId17"/>
+                          <a:stretch>
+                            <a:fillRect/>
+                          </a:stretch>
+                        </pic:blipFill>
+                        <pic:spPr>
+                          <a:xfrm>
+                            <a:off x="0" y="0"/>
+                            <a:ext cx="3328978" cy="1866154"/>
+                          </a:xfrm>
+                          <a:prstGeom prst="rect">
+                            <a:avLst/>
+                          </a:prstGeom>
+                        </pic:spPr>
+                      </pic:pic>
+                    </a:graphicData>
+                  </a:graphic>
+                </wp:inline>
+              </w:drawing>
+            </w:r>
+          </w:p>
+        </w:tc>
+        <w:tc>
+          <w:tcPr>
+            <w:tcW w:w="4636" w:type="dxa"/>
+          </w:tcPr>
+          <w:p>
+            <w:pPr>
+              <w:jc w:val="center"/>
+              <w:rPr>
+                <w:rFonts w:hint="eastAsia"/>
+              </w:rPr>
+            </w:pPr>
+            <w:r>
+              <w:rPr>
+                <w:noProof/>
+              </w:rPr>
+              <w:drawing>
+                <wp:inline distT="0" distB="0" distL="0" distR="0" wp14:anchorId="4B0D2D98" wp14:editId="085A06FF">
+                  <wp:extent cx="3375733" cy="1792723"/>
+                  <wp:effectExtent l="0" t="0" r="0" b="0"/>
+                  <wp:docPr id="427908660" name="图片 1"/>
+                  <wp:cNvGraphicFramePr>
+                    <a:graphicFrameLocks xmlns:a="http://schemas.openxmlformats.org/drawingml/2006/main" noChangeAspect="1"/>
+                  </wp:cNvGraphicFramePr>
+                  <a:graphic xmlns:a="http://schemas.openxmlformats.org/drawingml/2006/main">
+                    <a:graphicData uri="http://schemas.openxmlformats.org/drawingml/2006/picture">
+                      <pic:pic xmlns:pic="http://schemas.openxmlformats.org/drawingml/2006/picture">
+                        <pic:nvPicPr>
+                          <pic:cNvPr id="427908660" name=""/>
+                          <pic:cNvPicPr/>
+                        </pic:nvPicPr>
+                        <pic:blipFill>
+                          <a:blip r:embed="rId18"/>
+                          <a:stretch>
+                            <a:fillRect/>
+                          </a:stretch>
+                        </pic:blipFill>
+                        <pic:spPr>
+                          <a:xfrm>
+                            <a:off x="0" y="0"/>
+                            <a:ext cx="3386452" cy="1798415"/>
+                          </a:xfrm>
+                          <a:prstGeom prst="rect">
+                            <a:avLst/>
+                          </a:prstGeom>
+                        </pic:spPr>
+                      </pic:pic>
+                    </a:graphicData>
+                  </a:graphic>
+                </wp:inline>
+              </w:drawing>
+            </w:r>
+          </w:p>
+        </w:tc>
+      </w:tr>
+      <w:tr>
+        <w:trPr>
+          <w:jc w:val="center"/>
+        </w:trPr>
+        <w:tc>
+          <w:tcPr>
+            <w:tcW w:w="4148" w:type="dxa"/>
+          </w:tcPr>
+          <w:p>
+            <w:pPr>
+              <w:jc w:val="center"/>
+              <w:rPr>
+                <w:rFonts w:hint="eastAsia"/>
+                <w:noProof/>
+              </w:rPr>
+            </w:pPr>
+            <w:r>
+              <w:rPr>
+                <w:rFonts w:hint="eastAsia"/>
+              </w:rPr>
+              <w:t>原始图像</w:t>
+            </w:r>
+          </w:p>
+        </w:tc>
+        <w:tc>
+          <w:tcPr>
+            <w:tcW w:w="4636" w:type="dxa"/>
+          </w:tcPr>
+          <w:p>
+            <w:pPr>
+              <w:jc w:val="center"/>
+              <w:rPr>
+                <w:rFonts w:hint="eastAsia"/>
+              </w:rPr>
+            </w:pPr>
+            <w:r>
+              <w:rPr>
+                <w:rFonts w:hint="eastAsia"/>
+              </w:rPr>
+              <w:t>HOG行人识别算法识别结果</w:t>
+            </w:r>
+          </w:p>
+        </w:tc>
+      </w:tr>
+    </w:tbl>
+    <w:p>
+      <w:pPr>
+        <w:rPr>
+          <w:rFonts w:hint="eastAsia"/>
+        </w:rPr>
+      </w:pPr>
+    </w:p>
+    <w:p>
+      <w:pPr>
+        <w:rPr>
+          <w:rFonts w:hint="eastAsia"/>
+          <w:b/>
+          <w:bCs/>
+        </w:rPr>
+      </w:pPr>
+      <w:r>
+        <w:rPr>
+          <w:b/>
+          <w:bCs/>
+        </w:rPr>
+        <w:tab/>
+      </w:r>
+      <w:r>
+        <w:rPr>
+          <w:b/>
+          <w:bCs/>
+        </w:rPr>
+        <w:t>3</w:t>
+      </w:r>
+      <w:r>
+        <w:rPr>
+          <w:rFonts w:hint="eastAsia"/>
+          <w:b/>
+          <w:bCs/>
+        </w:rPr>
+        <w:t>、</w:t>
+      </w:r>
+      <w:r>
+        <w:rPr>
+          <w:rFonts w:hint="eastAsia"/>
+          <w:b/>
+          <w:bCs/>
+        </w:rPr>
+        <w:t>交通标志</w:t>
+      </w:r>
+      <w:r>
+        <w:rPr>
+          <w:rFonts w:hint="eastAsia"/>
+          <w:b/>
+          <w:bCs/>
+        </w:rPr>
+        <w:t>识别</w:t>
+      </w:r>
+    </w:p>
+    <w:p>
+      <w:pPr>
+        <w:rPr>
+          <w:rFonts w:hint="eastAsia"/>
+        </w:rPr>
+      </w:pPr>
+      <w:r>
+        <w:rPr>
+          <w:rFonts w:hint="eastAsia"/>
+        </w:rPr>
+        <w:t xml:space="preserve"> </w:t>
+      </w:r>
+      <w:r>
+        <w:t xml:space="preserve">   </w:t>
+      </w:r>
+      <w:r>
+        <w:rPr>
+          <w:rFonts w:hint="eastAsia"/>
+        </w:rPr>
+        <w:t>MATLAB中没有专门的检测函数，需要通过训练目标检测器进行各种交通标志的检测。</w:t>
+      </w:r>
+    </w:p>
+    <w:p>
+      <w:pPr>
+        <w:rPr>
+          <w:rFonts w:hint="eastAsia"/>
+        </w:rPr>
+      </w:pPr>
+      <w:r>
+        <w:t xml:space="preserve">    </w:t>
+      </w:r>
+      <w:r>
+        <w:rPr>
+          <w:rFonts w:hint="eastAsia"/>
+        </w:rPr>
+        <w:t>（1）ACF目标检测器</w:t>
+      </w:r>
+    </w:p>
+    <w:p>
+      <w:pPr>
+        <w:rPr>
+          <w:rFonts w:hint="eastAsia"/>
+        </w:rPr>
+      </w:pPr>
+      <w:r>
+        <w:rPr>
+          <w:rFonts w:hint="eastAsia"/>
+        </w:rPr>
+        <w:t xml:space="preserve"> </w:t>
+      </w:r>
+      <w:r>
+        <w:t xml:space="preserve">   </w:t>
+      </w:r>
+      <w:proofErr w:type="spellStart"/>
+      <w:r>
+        <w:t>trainACFObjectDetector</w:t>
+      </w:r>
+      <w:proofErr w:type="spellEnd"/>
+      <w:r>
+        <w:rPr>
+          <w:rFonts w:hint="eastAsia"/>
+        </w:rPr>
+        <w:t>为训练ACF目标检测器的函数，其调用方式如下：</w:t>
+      </w:r>
+    </w:p>
+    <w:p>
+      <w:pPr>
+        <w:ind w:firstLine="420"/>
+        <w:rPr>
+          <w:rFonts w:hint="eastAsia"/>
+        </w:rPr>
+      </w:pPr>
+      <w:r>
+        <w:rPr>
+          <w:rFonts w:hint="eastAsia"/>
+          <w:i/>
+          <w:iCs/>
+          <w:color w:val="0070C0"/>
+        </w:rPr>
+        <w:t>de</w:t>
+      </w:r>
+      <w:r>
+        <w:rPr>
+          <w:i/>
+          <w:iCs/>
+          <w:color w:val="0070C0"/>
+        </w:rPr>
+        <w:t xml:space="preserve">tector = </w:t>
+      </w:r>
+      <w:proofErr w:type="spellStart"/>
+      <w:r>
+        <w:rPr>
+          <w:rFonts w:hint="eastAsia"/>
+          <w:i/>
+          <w:iCs/>
+          <w:color w:val="0070C0"/>
+        </w:rPr>
+        <w:t>tra</w:t>
+      </w:r>
+      <w:r>
+        <w:rPr>
+          <w:i/>
+          <w:iCs/>
+          <w:color w:val="0070C0"/>
+        </w:rPr>
+        <w:t>inACFObjectDetector</w:t>
+      </w:r>
+      <w:proofErr w:type="spellEnd"/>
+      <w:r>
+        <w:rPr>
+          <w:i/>
+          <w:iCs/>
+          <w:color w:val="0070C0"/>
+        </w:rPr>
+        <w:t xml:space="preserve"> </w:t>
+      </w:r>
+      <w:r>
+        <w:rPr>
+          <w:i/>
+          <w:iCs/>
+          <w:color w:val="0070C0"/>
+        </w:rPr>
+        <w:t>(</w:t>
+      </w:r>
+      <w:bookmarkStart w:id="0" w:name="_Hlk120575605"/>
+      <w:proofErr w:type="spellStart"/>
+      <w:r>
+        <w:rPr>
+          <w:i/>
+          <w:iCs/>
+          <w:color w:val="0070C0"/>
+        </w:rPr>
+        <w:t>trainingData</w:t>
+      </w:r>
+      <w:bookmarkEnd w:id="0"/>
+      <w:proofErr w:type="spellEnd"/>
+      <w:r>
+        <w:rPr>
+          <w:i/>
+          <w:iCs/>
+          <w:color w:val="0070C0"/>
+        </w:rPr>
+        <w:t>);</w:t>
+      </w:r>
+    </w:p>
+    <w:p>
+      <w:pPr>
+        <w:ind w:firstLine="420"/>
+        <w:rPr>
+          <w:rFonts w:hint="eastAsia"/>
+          <w:i/>
+          <w:iCs/>
+          <w:color w:val="0070C0"/>
+        </w:rPr>
+      </w:pPr>
+      <w:r>
+        <w:rPr>
+          <w:rFonts w:hint="eastAsia"/>
+          <w:i/>
+          <w:iCs/>
+          <w:color w:val="0070C0"/>
+        </w:rPr>
+        <w:t>de</w:t>
+      </w:r>
+      <w:r>
+        <w:rPr>
+          <w:i/>
+          <w:iCs/>
+          <w:color w:val="0070C0"/>
+        </w:rPr>
+        <w:t xml:space="preserve">tector = </w:t>
+      </w:r>
+      <w:proofErr w:type="spellStart"/>
+      <w:r>
+        <w:rPr>
+          <w:rFonts w:hint="eastAsia"/>
+          <w:i/>
+          <w:iCs/>
+          <w:color w:val="0070C0"/>
+        </w:rPr>
+        <w:t>tra</w:t>
+      </w:r>
+      <w:r>
+        <w:rPr>
+          <w:i/>
+          <w:iCs/>
+          <w:color w:val="0070C0"/>
+        </w:rPr>
+        <w:t>inACFObjectDetector</w:t>
+      </w:r>
+      <w:proofErr w:type="spellEnd"/>
+      <w:r>
+        <w:rPr>
+          <w:i/>
+          <w:iCs/>
+          <w:color w:val="0070C0"/>
+        </w:rPr>
+        <w:t xml:space="preserve"> </w:t>
+      </w:r>
+      <w:r>
+        <w:rPr>
+          <w:i/>
+          <w:iCs/>
+          <w:color w:val="0070C0"/>
+        </w:rPr>
+        <w:t>(</w:t>
+      </w:r>
+      <w:proofErr w:type="spellStart"/>
+      <w:proofErr w:type="gramStart"/>
+      <w:r>
+        <w:rPr>
+          <w:i/>
+          <w:iCs/>
+          <w:color w:val="0070C0"/>
+        </w:rPr>
+        <w:t>trainingData</w:t>
+      </w:r>
+      <w:proofErr w:type="spellEnd"/>
+      <w:r>
+        <w:rPr>
+          <w:i/>
+          <w:iCs/>
+          <w:color w:val="0070C0"/>
+        </w:rPr>
+        <w:t xml:space="preserve"> ,</w:t>
+      </w:r>
+      <w:proofErr w:type="gramEnd"/>
+      <w:r>
+        <w:rPr>
+          <w:i/>
+          <w:iCs/>
+          <w:color w:val="0070C0"/>
+        </w:rPr>
+        <w:t xml:space="preserve"> Name, Value</w:t>
+      </w:r>
+      <w:proofErr w:type="gramStart"/>
+      <w:r>
+        <w:rPr>
+          <w:i/>
+          <w:iCs/>
+          <w:color w:val="0070C0"/>
+        </w:rPr>
+        <w:t>);</w:t>
+      </w:r>
+      <w:proofErr w:type="gramEnd"/>
+    </w:p>
+    <w:p>
+      <w:pPr>
+        <w:rPr>
+          <w:rFonts w:hint="eastAsia"/>
+        </w:rPr>
+      </w:pPr>
+      <w:r>
+        <w:rPr>
+          <w:rFonts w:hint="eastAsia"/>
+        </w:rPr>
+        <w:t xml:space="preserve"> </w:t>
+      </w:r>
+      <w:r>
+        <w:t xml:space="preserve">   </w:t>
+      </w:r>
+      <w:r>
+        <w:rPr>
+          <w:rFonts w:hint="eastAsia"/>
+        </w:rPr>
+        <w:t>其中，</w:t>
+      </w:r>
+      <w:proofErr w:type="spellStart"/>
+      <w:r>
+        <w:t>trainingData</w:t>
+      </w:r>
+      <w:proofErr w:type="spellEnd"/>
+      <w:r>
+        <w:rPr>
+          <w:rFonts w:hint="eastAsia"/>
+        </w:rPr>
+        <w:t>为地面真实训练数据（图像），N</w:t>
+      </w:r>
+      <w:r>
+        <w:t>ame</w:t>
+      </w:r>
+      <w:r>
+        <w:rPr>
+          <w:rFonts w:hint="eastAsia"/>
+        </w:rPr>
+        <w:t>和V</w:t>
+      </w:r>
+      <w:r>
+        <w:t>alue</w:t>
+      </w:r>
+      <w:r>
+        <w:rPr>
+          <w:rFonts w:hint="eastAsia"/>
+        </w:rPr>
+        <w:t>为指定的附加选项，d</w:t>
+      </w:r>
+      <w:r>
+        <w:t>etector</w:t>
+      </w:r>
+      <w:r>
+        <w:rPr>
+          <w:rFonts w:hint="eastAsia"/>
+        </w:rPr>
+        <w:t>为ACF目标检测器。</w:t>
+      </w:r>
+    </w:p>
+    <w:p>
+      <w:pPr>
+        <w:rPr>
+          <w:rFonts w:hint="eastAsia"/>
+        </w:rPr>
+      </w:pPr>
+    </w:p>
+    <w:p>
+      <w:pPr>
+        <w:rPr>
+          <w:rFonts w:hint="eastAsia"/>
+        </w:rPr>
+      </w:pPr>
+      <w:r>
+        <w:rPr>
+          <w:rFonts w:hint="eastAsia"/>
+        </w:rPr>
+        <w:t xml:space="preserve"> </w:t>
+      </w:r>
+      <w:r>
+        <w:t xml:space="preserve">   </w:t>
+      </w:r>
+      <w:r>
+        <w:rPr>
+          <w:rFonts w:hint="eastAsia"/>
+        </w:rPr>
+        <w:t>在M</w:t>
+      </w:r>
+      <w:r>
+        <w:t>ATLAB</w:t>
+      </w:r>
+      <w:r>
+        <w:rPr>
+          <w:rFonts w:hint="eastAsia"/>
+        </w:rPr>
+        <w:t>命令窗口中输入以下程序：</w:t>
+      </w:r>
+    </w:p>
+    <w:p>
+      <w:pPr>
+        <w:rPr>
+          <w:rFonts w:hint="eastAsia"/>
+        </w:rPr>
+      </w:pPr>
+      <w:r>
+        <w:rPr>
+          <w:noProof/>
+        </w:rPr>
+        <w:lastRenderedPageBreak/>
+        <w:drawing>
+          <wp:inline distT="0" distB="0" distL="0" distR="0" wp14:anchorId="4F558058" wp14:editId="75D5ED43">
+            <wp:extent cx="5274310" cy="2010410"/>
+            <wp:effectExtent l="0" t="0" r="2540" b="8890"/>
+            <wp:docPr id="25" name="图片 25"/>
+            <wp:cNvGraphicFramePr>
+              <a:graphicFrameLocks xmlns:a="http://schemas.openxmlformats.org/drawingml/2006/main" noChangeAspect="1"/>
+            </wp:cNvGraphicFramePr>
+            <a:graphic xmlns:a="http://schemas.openxmlformats.org/drawingml/2006/main">
+              <a:graphicData uri="http://schemas.openxmlformats.org/drawingml/2006/picture">
+                <pic:pic xmlns:pic="http://schemas.openxmlformats.org/drawingml/2006/picture">
+                  <pic:nvPicPr>
+                    <pic:cNvPr id="1" name=""/>
+                    <pic:cNvPicPr/>
+                  </pic:nvPicPr>
+                  <pic:blipFill>
+                    <a:blip r:embed="rId19"/>
+                    <a:stretch>
+                      <a:fillRect/>
+                    </a:stretch>
+                  </pic:blipFill>
+                  <pic:spPr>
+                    <a:xfrm>
+                      <a:off x="0" y="0"/>
+                      <a:ext cx="5274310" cy="2010410"/>
+                    </a:xfrm>
+                    <a:prstGeom prst="rect">
+                      <a:avLst/>
+                    </a:prstGeom>
+                  </pic:spPr>
+                </pic:pic>
+              </a:graphicData>
+            </a:graphic>
+          </wp:inline>
+        </w:drawing>
+      </w:r>
+    </w:p>
+    <w:p>
+      <w:pPr>
+        <w:rPr>
+          <w:rFonts w:hint="eastAsia"/>
+        </w:rPr>
+      </w:pPr>
+      <w:r>
+        <w:rPr>
+          <w:rFonts w:hint="eastAsia"/>
+        </w:rPr>
+        <w:t xml:space="preserve"> </w:t>
+      </w:r>
+      <w:r>
+        <w:t xml:space="preserve">   </w:t>
+      </w:r>
+    </w:p>
+    <w:p>
+      <w:pPr>
+        <w:rPr>
+          <w:rFonts w:hint="eastAsia"/>
+        </w:rPr>
+      </w:pPr>
+      <w:r>
+        <w:rPr>
+          <w:rFonts w:hint="eastAsia"/>
+        </w:rPr>
+        <w:t>在下面表格区域内放置实验中所使用到的原始图像及识别结果图像：</w:t>
+      </w:r>
+    </w:p>
+    <w:tbl>
+      <w:tblPr>
+        <w:tblStyle w:val="a8"/>
+        <w:tblW w:w="8784" w:type="dxa"/>
+        <w:jc w:val="center"/>
+        <w:tblBorders>
+          <w:top w:val="dashSmallGap" w:sz="4" w:space="0" w:color="auto"/>
+          <w:left w:val="dashSmallGap" w:sz="4" w:space="0" w:color="auto"/>
+          <w:bottom w:val="dashSmallGap" w:sz="4" w:space="0" w:color="auto"/>
+          <w:right w:val="dashSmallGap" w:sz="4" w:space="0" w:color="auto"/>
+          <w:insideH w:val="dashSmallGap" w:sz="4" w:space="0" w:color="auto"/>
+          <w:insideV w:val="dashSmallGap" w:sz="4" w:space="0" w:color="auto"/>
+        </w:tblBorders>
+        <w:tblLook w:val="04A0" w:firstRow="1" w:lastRow="0" w:firstColumn="1" w:lastColumn="0" w:noHBand="0" w:noVBand="1"/>
+      </w:tblPr>
+      <w:tblGrid>
+        <w:gridCol w:w="4326"/>
+        <w:gridCol w:w="5116"/>
+      </w:tblGrid>
+      <w:tr>
+        <w:trPr>
+          <w:trHeight w:val="3875"/>
+          <w:jc w:val="center"/>
+        </w:trPr>
+        <w:tc>
+          <w:tcPr>
             <w:tcW w:w="4390" w:type="dxa"/>
           </w:tcPr>
           <w:p>
@@ -3609,6 +3944,46 @@
                 <w:rFonts w:hint="eastAsia"/>
               </w:rPr>
             </w:pPr>
+            <w:r>
+              <w:rPr>
+                <w:noProof/>
+              </w:rPr>
+              <w:drawing>
+                <wp:inline distT="0" distB="0" distL="0" distR="0" wp14:anchorId="3D086504" wp14:editId="110785F6">
+                  <wp:extent cx="2605773" cy="3695944"/>
+                  <wp:effectExtent l="0" t="0" r="4445" b="0"/>
+                  <wp:docPr id="770235873" name="图片 1"/>
+                  <wp:cNvGraphicFramePr>
+                    <a:graphicFrameLocks xmlns:a="http://schemas.openxmlformats.org/drawingml/2006/main" noChangeAspect="1"/>
+                  </wp:cNvGraphicFramePr>
+                  <a:graphic xmlns:a="http://schemas.openxmlformats.org/drawingml/2006/main">
+                    <a:graphicData uri="http://schemas.openxmlformats.org/drawingml/2006/picture">
+                      <pic:pic xmlns:pic="http://schemas.openxmlformats.org/drawingml/2006/picture">
+                        <pic:nvPicPr>
+                          <pic:cNvPr id="770235873" name=""/>
+                          <pic:cNvPicPr/>
+                        </pic:nvPicPr>
+                        <pic:blipFill>
+                          <a:blip r:embed="rId20"/>
+                          <a:stretch>
+                            <a:fillRect/>
+                          </a:stretch>
+                        </pic:blipFill>
+                        <pic:spPr>
+                          <a:xfrm>
+                            <a:off x="0" y="0"/>
+                            <a:ext cx="2623536" cy="3721138"/>
+                          </a:xfrm>
+                          <a:prstGeom prst="rect">
+                            <a:avLst/>
+                          </a:prstGeom>
+                        </pic:spPr>
+                      </pic:pic>
+                    </a:graphicData>
+                  </a:graphic>
+                </wp:inline>
+              </w:drawing>
+            </w:r>
           </w:p>
         </w:tc>
         <w:tc>
@@ -3618,7 +3993,50 @@
           <w:p>
             <w:pPr>
               <w:jc w:val="center"/>
+              <w:rPr>
+                <w:rFonts w:hint="eastAsia"/>
+              </w:rPr>
             </w:pPr>
+            <w:r>
+              <w:rPr>
+                <w:noProof/>
+              </w:rPr>
+              <w:drawing>
+                <wp:inline distT="0" distB="0" distL="0" distR="0" wp14:anchorId="65E8285D" wp14:editId="2B7EFD62">
+                  <wp:extent cx="3112071" cy="2810830"/>
+                  <wp:effectExtent l="0" t="0" r="0" b="8890"/>
+                  <wp:docPr id="163783592" name="图片 1"/>
+                  <wp:cNvGraphicFramePr>
+                    <a:graphicFrameLocks xmlns:a="http://schemas.openxmlformats.org/drawingml/2006/main" noChangeAspect="1"/>
+                  </wp:cNvGraphicFramePr>
+                  <a:graphic xmlns:a="http://schemas.openxmlformats.org/drawingml/2006/main">
+                    <a:graphicData uri="http://schemas.openxmlformats.org/drawingml/2006/picture">
+                      <pic:pic xmlns:pic="http://schemas.openxmlformats.org/drawingml/2006/picture">
+                        <pic:nvPicPr>
+                          <pic:cNvPr id="163783592" name=""/>
+                          <pic:cNvPicPr/>
+                        </pic:nvPicPr>
+                        <pic:blipFill>
+                          <a:blip r:embed="rId21"/>
+                          <a:stretch>
+                            <a:fillRect/>
+                          </a:stretch>
+                        </pic:blipFill>
+                        <pic:spPr>
+                          <a:xfrm>
+                            <a:off x="0" y="0"/>
+                            <a:ext cx="3122407" cy="2820165"/>
+                          </a:xfrm>
+                          <a:prstGeom prst="rect">
+                            <a:avLst/>
+                          </a:prstGeom>
+                        </pic:spPr>
+                      </pic:pic>
+                    </a:graphicData>
+                  </a:graphic>
+                </wp:inline>
+              </w:drawing>
+            </w:r>
           </w:p>
         </w:tc>
       </w:tr>
@@ -3634,6 +4052,7 @@
             <w:pPr>
               <w:jc w:val="center"/>
               <w:rPr>
+                <w:rFonts w:hint="eastAsia"/>
                 <w:noProof/>
               </w:rPr>
             </w:pPr>
@@ -3652,6 +4071,9 @@
           <w:p>
             <w:pPr>
               <w:jc w:val="center"/>
+              <w:rPr>
+                <w:rFonts w:hint="eastAsia"/>
+              </w:rPr>
             </w:pPr>
             <w:r>
               <w:rPr>
@@ -3663,8 +4085,591 @@
         </w:tc>
       </w:tr>
     </w:tbl>
-    <w:p/>
-    <w:p>
+    <w:p>
+      <w:pPr>
+        <w:rPr>
+          <w:rFonts w:hint="eastAsia"/>
+        </w:rPr>
+      </w:pPr>
+    </w:p>
+    <w:p>
+      <w:pPr>
+        <w:rPr>
+          <w:rFonts w:hint="eastAsia"/>
+          <w:b/>
+          <w:bCs/>
+        </w:rPr>
+      </w:pPr>
+      <w:r>
+        <w:rPr>
+          <w:b/>
+          <w:bCs/>
+        </w:rPr>
+        <w:tab/>
+      </w:r>
+      <w:r>
+        <w:rPr>
+          <w:b/>
+          <w:bCs/>
+        </w:rPr>
+        <w:t>4</w:t>
+      </w:r>
+      <w:r>
+        <w:rPr>
+          <w:rFonts w:hint="eastAsia"/>
+          <w:b/>
+          <w:bCs/>
+        </w:rPr>
+        <w:t>、</w:t>
+      </w:r>
+      <w:r>
+        <w:rPr>
+          <w:rFonts w:hint="eastAsia"/>
+          <w:b/>
+          <w:bCs/>
+        </w:rPr>
+        <w:t>道路</w:t>
+      </w:r>
+      <w:r>
+        <w:rPr>
+          <w:rFonts w:hint="eastAsia"/>
+          <w:b/>
+          <w:bCs/>
+        </w:rPr>
+        <w:t>识别</w:t>
+      </w:r>
+    </w:p>
+    <w:p>
+      <w:pPr>
+        <w:rPr>
+          <w:rFonts w:hint="eastAsia"/>
+        </w:rPr>
+      </w:pPr>
+      <w:r>
+        <w:rPr>
+          <w:rFonts w:hint="eastAsia"/>
+        </w:rPr>
+        <w:t xml:space="preserve"> </w:t>
+      </w:r>
+      <w:r>
+        <w:t xml:space="preserve">   </w:t>
+      </w:r>
+      <w:r>
+        <w:rPr>
+          <w:rFonts w:hint="eastAsia"/>
+        </w:rPr>
+        <w:t>道路识别可使用视觉传感器和激光雷达，通过视觉传感器检测出车道线，提供车辆在当前车道中的位置</w:t>
+      </w:r>
+      <w:r>
+        <w:rPr>
+          <w:rFonts w:hint="eastAsia"/>
+        </w:rPr>
+        <w:t>；而激光雷达把真实的道路转换为汽车识别的道路。</w:t>
+      </w:r>
+    </w:p>
+    <w:p>
+      <w:pPr>
+        <w:ind w:firstLine="420"/>
+        <w:rPr>
+          <w:rFonts w:hint="eastAsia"/>
+        </w:rPr>
+      </w:pPr>
+      <w:r>
+        <w:rPr>
+          <w:rFonts w:hint="eastAsia"/>
+        </w:rPr>
+        <w:t>MATLAB中提供了多个道路识别检测函数：</w:t>
+      </w:r>
+    </w:p>
+    <w:p>
+      <w:pPr>
+        <w:ind w:firstLine="420"/>
+        <w:rPr>
+          <w:rFonts w:hint="eastAsia"/>
+        </w:rPr>
+      </w:pPr>
+      <w:r>
+        <w:rPr>
+          <w:rFonts w:hint="eastAsia"/>
+        </w:rPr>
+        <w:t>（1）检测灰度图像中车道——</w:t>
+      </w:r>
+      <w:proofErr w:type="spellStart"/>
+      <w:r>
+        <w:rPr>
+          <w:rFonts w:hint="eastAsia"/>
+        </w:rPr>
+        <w:t>s</w:t>
+      </w:r>
+      <w:r>
+        <w:t>egmentLaneMarkerRidge</w:t>
+      </w:r>
+      <w:proofErr w:type="spellEnd"/>
+    </w:p>
+    <w:p>
+      <w:pPr>
+        <w:ind w:firstLine="420"/>
+        <w:rPr>
+          <w:rFonts w:hint="eastAsia"/>
+        </w:rPr>
+      </w:pPr>
+      <w:r>
+        <w:rPr>
+          <w:rFonts w:hint="eastAsia"/>
+        </w:rPr>
+        <w:t>（2）抛物线车道边界模型——</w:t>
+      </w:r>
+      <w:proofErr w:type="spellStart"/>
+      <w:r>
+        <w:rPr>
+          <w:rFonts w:hint="eastAsia"/>
+        </w:rPr>
+        <w:t>p</w:t>
+      </w:r>
+      <w:r>
+        <w:t>arabolicLaneBoundary</w:t>
+      </w:r>
+      <w:proofErr w:type="spellEnd"/>
+    </w:p>
+    <w:p>
+      <w:pPr>
+        <w:ind w:firstLine="420"/>
+        <w:rPr>
+          <w:rFonts w:hint="eastAsia"/>
+        </w:rPr>
+      </w:pPr>
+      <w:r>
+        <w:rPr>
+          <w:rFonts w:hint="eastAsia"/>
+        </w:rPr>
+        <w:t>（3）使用抛物线模型寻找车道线边界——</w:t>
+      </w:r>
+      <w:proofErr w:type="spellStart"/>
+      <w:r>
+        <w:rPr>
+          <w:rFonts w:hint="eastAsia"/>
+        </w:rPr>
+        <w:t>f</w:t>
+      </w:r>
+      <w:r>
+        <w:t>indParabolicLaneBoundaries</w:t>
+      </w:r>
+      <w:proofErr w:type="spellEnd"/>
+    </w:p>
+    <w:p>
+      <w:pPr>
+        <w:ind w:firstLine="420"/>
+        <w:rPr>
+          <w:rFonts w:hint="eastAsia"/>
+        </w:rPr>
+      </w:pPr>
+      <w:r>
+        <w:rPr>
+          <w:rFonts w:hint="eastAsia"/>
+        </w:rPr>
+        <w:t>（4）三次方车道边界模型——</w:t>
+      </w:r>
+      <w:proofErr w:type="spellStart"/>
+      <w:r>
+        <w:t>cubicLaneBoundaryModel</w:t>
+      </w:r>
+      <w:proofErr w:type="spellEnd"/>
+    </w:p>
+    <w:p>
+      <w:pPr>
+        <w:ind w:firstLine="420"/>
+        <w:rPr>
+          <w:rFonts w:hint="eastAsia"/>
+        </w:rPr>
+      </w:pPr>
+      <w:r>
+        <w:rPr>
+          <w:rFonts w:hint="eastAsia"/>
+        </w:rPr>
+        <w:t>（5）使用三次方模型寻找车道线边界——</w:t>
+      </w:r>
+      <w:proofErr w:type="spellStart"/>
+      <w:r>
+        <w:rPr>
+          <w:rFonts w:hint="eastAsia"/>
+        </w:rPr>
+        <w:t>f</w:t>
+      </w:r>
+      <w:r>
+        <w:t>indCubicLaneBoundaries</w:t>
+      </w:r>
+      <w:proofErr w:type="spellEnd"/>
+    </w:p>
+    <w:p>
+      <w:pPr>
+        <w:ind w:firstLine="420"/>
+        <w:rPr>
+          <w:rFonts w:hint="eastAsia"/>
+        </w:rPr>
+      </w:pPr>
+      <w:r>
+        <w:rPr>
+          <w:rFonts w:hint="eastAsia"/>
+        </w:rPr>
+        <w:t>（6）求车道边界坐标值——</w:t>
+      </w:r>
+      <w:proofErr w:type="spellStart"/>
+      <w:r>
+        <w:rPr>
+          <w:rFonts w:hint="eastAsia"/>
+        </w:rPr>
+        <w:t>c</w:t>
+      </w:r>
+      <w:r>
+        <w:t>omputerBoundaryModel</w:t>
+      </w:r>
+      <w:proofErr w:type="spellEnd"/>
+    </w:p>
+    <w:p>
+      <w:pPr>
+        <w:ind w:firstLine="420"/>
+        <w:rPr>
+          <w:rFonts w:hint="eastAsia"/>
+        </w:rPr>
+      </w:pPr>
+      <w:r>
+        <w:rPr>
+          <w:rFonts w:hint="eastAsia"/>
+        </w:rPr>
+        <w:lastRenderedPageBreak/>
+        <w:t>（7）在图像中插入车道边界——</w:t>
+      </w:r>
+      <w:proofErr w:type="spellStart"/>
+      <w:r>
+        <w:t>insertLaneBoundary</w:t>
+      </w:r>
+      <w:proofErr w:type="spellEnd"/>
+    </w:p>
+    <w:p>
+      <w:pPr>
+        <w:rPr>
+          <w:rFonts w:hint="eastAsia"/>
+        </w:rPr>
+      </w:pPr>
+    </w:p>
+    <w:p>
+      <w:pPr>
+        <w:rPr>
+          <w:rFonts w:hint="eastAsia"/>
+        </w:rPr>
+      </w:pPr>
+      <w:r>
+        <w:rPr>
+          <w:rFonts w:hint="eastAsia"/>
+        </w:rPr>
+        <w:t xml:space="preserve"> </w:t>
+      </w:r>
+      <w:r>
+        <w:t xml:space="preserve">   </w:t>
+      </w:r>
+      <w:r>
+        <w:rPr>
+          <w:rFonts w:hint="eastAsia"/>
+        </w:rPr>
+        <w:t>下面程序使用抛物线车道边界模型识别图像中的车道线</w:t>
+      </w:r>
+    </w:p>
+    <w:p>
+      <w:pPr>
+        <w:rPr>
+          <w:rFonts w:hint="eastAsia"/>
+        </w:rPr>
+      </w:pPr>
+      <w:r>
+        <w:rPr>
+          <w:noProof/>
+        </w:rPr>
+        <w:drawing>
+          <wp:inline distT="0" distB="0" distL="0" distR="0" wp14:anchorId="517CCB5D" wp14:editId="51959A27">
+            <wp:extent cx="5274310" cy="1140460"/>
+            <wp:effectExtent l="0" t="0" r="2540" b="2540"/>
+            <wp:docPr id="33" name="图片 33"/>
+            <wp:cNvGraphicFramePr>
+              <a:graphicFrameLocks xmlns:a="http://schemas.openxmlformats.org/drawingml/2006/main" noChangeAspect="1"/>
+            </wp:cNvGraphicFramePr>
+            <a:graphic xmlns:a="http://schemas.openxmlformats.org/drawingml/2006/main">
+              <a:graphicData uri="http://schemas.openxmlformats.org/drawingml/2006/picture">
+                <pic:pic xmlns:pic="http://schemas.openxmlformats.org/drawingml/2006/picture">
+                  <pic:nvPicPr>
+                    <pic:cNvPr id="1" name=""/>
+                    <pic:cNvPicPr/>
+                  </pic:nvPicPr>
+                  <pic:blipFill>
+                    <a:blip r:embed="rId22"/>
+                    <a:stretch>
+                      <a:fillRect/>
+                    </a:stretch>
+                  </pic:blipFill>
+                  <pic:spPr>
+                    <a:xfrm>
+                      <a:off x="0" y="0"/>
+                      <a:ext cx="5274310" cy="1140460"/>
+                    </a:xfrm>
+                    <a:prstGeom prst="rect">
+                      <a:avLst/>
+                    </a:prstGeom>
+                  </pic:spPr>
+                </pic:pic>
+              </a:graphicData>
+            </a:graphic>
+          </wp:inline>
+        </w:drawing>
+      </w:r>
+    </w:p>
+    <w:p>
+      <w:pPr>
+        <w:rPr>
+          <w:rFonts w:hint="eastAsia"/>
+        </w:rPr>
+      </w:pPr>
+      <w:r>
+        <w:rPr>
+          <w:noProof/>
+        </w:rPr>
+        <w:drawing>
+          <wp:inline distT="0" distB="0" distL="0" distR="0" wp14:anchorId="6E80E976" wp14:editId="1AD48E35">
+            <wp:extent cx="5274310" cy="2672080"/>
+            <wp:effectExtent l="0" t="0" r="2540" b="0"/>
+            <wp:docPr id="34" name="图片 34"/>
+            <wp:cNvGraphicFramePr>
+              <a:graphicFrameLocks xmlns:a="http://schemas.openxmlformats.org/drawingml/2006/main" noChangeAspect="1"/>
+            </wp:cNvGraphicFramePr>
+            <a:graphic xmlns:a="http://schemas.openxmlformats.org/drawingml/2006/main">
+              <a:graphicData uri="http://schemas.openxmlformats.org/drawingml/2006/picture">
+                <pic:pic xmlns:pic="http://schemas.openxmlformats.org/drawingml/2006/picture">
+                  <pic:nvPicPr>
+                    <pic:cNvPr id="1" name=""/>
+                    <pic:cNvPicPr/>
+                  </pic:nvPicPr>
+                  <pic:blipFill>
+                    <a:blip r:embed="rId23"/>
+                    <a:stretch>
+                      <a:fillRect/>
+                    </a:stretch>
+                  </pic:blipFill>
+                  <pic:spPr>
+                    <a:xfrm>
+                      <a:off x="0" y="0"/>
+                      <a:ext cx="5274310" cy="2672080"/>
+                    </a:xfrm>
+                    <a:prstGeom prst="rect">
+                      <a:avLst/>
+                    </a:prstGeom>
+                  </pic:spPr>
+                </pic:pic>
+              </a:graphicData>
+            </a:graphic>
+          </wp:inline>
+        </w:drawing>
+      </w:r>
+    </w:p>
+    <w:p>
+      <w:pPr>
+        <w:rPr>
+          <w:rFonts w:hint="eastAsia"/>
+        </w:rPr>
+      </w:pPr>
+      <w:r>
+        <w:rPr>
+          <w:rFonts w:hint="eastAsia"/>
+        </w:rPr>
+        <w:t>在下面表格区域内放置实验中所使用到的原始图像及识别结果图像：</w:t>
+      </w:r>
+    </w:p>
+    <w:tbl>
+      <w:tblPr>
+        <w:tblStyle w:val="a8"/>
+        <w:tblW w:w="8784" w:type="dxa"/>
+        <w:jc w:val="center"/>
+        <w:tblBorders>
+          <w:top w:val="dashSmallGap" w:sz="4" w:space="0" w:color="auto"/>
+          <w:left w:val="dashSmallGap" w:sz="4" w:space="0" w:color="auto"/>
+          <w:bottom w:val="dashSmallGap" w:sz="4" w:space="0" w:color="auto"/>
+          <w:right w:val="dashSmallGap" w:sz="4" w:space="0" w:color="auto"/>
+          <w:insideH w:val="dashSmallGap" w:sz="4" w:space="0" w:color="auto"/>
+          <w:insideV w:val="dashSmallGap" w:sz="4" w:space="0" w:color="auto"/>
+        </w:tblBorders>
+        <w:tblLook w:val="04A0" w:firstRow="1" w:lastRow="0" w:firstColumn="1" w:lastColumn="0" w:noHBand="0" w:noVBand="1"/>
+      </w:tblPr>
+      <w:tblGrid>
+        <w:gridCol w:w="5088"/>
+        <w:gridCol w:w="4630"/>
+      </w:tblGrid>
+      <w:tr>
+        <w:trPr>
+          <w:trHeight w:val="3618"/>
+          <w:jc w:val="center"/>
+        </w:trPr>
+        <w:tc>
+          <w:tcPr>
+            <w:tcW w:w="4390" w:type="dxa"/>
+          </w:tcPr>
+          <w:p>
+            <w:pPr>
+              <w:rPr>
+                <w:rFonts w:hint="eastAsia"/>
+              </w:rPr>
+            </w:pPr>
+            <w:r>
+              <w:rPr>
+                <w:noProof/>
+              </w:rPr>
+              <w:lastRenderedPageBreak/>
+              <w:drawing>
+                <wp:inline distT="0" distB="0" distL="0" distR="0" wp14:anchorId="7D27A8E5" wp14:editId="7DD6B12B">
+                  <wp:extent cx="3094005" cy="4982828"/>
+                  <wp:effectExtent l="0" t="0" r="0" b="8890"/>
+                  <wp:docPr id="687097475" name="图片 1"/>
+                  <wp:cNvGraphicFramePr>
+                    <a:graphicFrameLocks xmlns:a="http://schemas.openxmlformats.org/drawingml/2006/main" noChangeAspect="1"/>
+                  </wp:cNvGraphicFramePr>
+                  <a:graphic xmlns:a="http://schemas.openxmlformats.org/drawingml/2006/main">
+                    <a:graphicData uri="http://schemas.openxmlformats.org/drawingml/2006/picture">
+                      <pic:pic xmlns:pic="http://schemas.openxmlformats.org/drawingml/2006/picture">
+                        <pic:nvPicPr>
+                          <pic:cNvPr id="687097475" name=""/>
+                          <pic:cNvPicPr/>
+                        </pic:nvPicPr>
+                        <pic:blipFill>
+                          <a:blip r:embed="rId24"/>
+                          <a:stretch>
+                            <a:fillRect/>
+                          </a:stretch>
+                        </pic:blipFill>
+                        <pic:spPr>
+                          <a:xfrm>
+                            <a:off x="0" y="0"/>
+                            <a:ext cx="3098211" cy="4989602"/>
+                          </a:xfrm>
+                          <a:prstGeom prst="rect">
+                            <a:avLst/>
+                          </a:prstGeom>
+                        </pic:spPr>
+                      </pic:pic>
+                    </a:graphicData>
+                  </a:graphic>
+                </wp:inline>
+              </w:drawing>
+            </w:r>
+          </w:p>
+        </w:tc>
+        <w:tc>
+          <w:tcPr>
+            <w:tcW w:w="4394" w:type="dxa"/>
+          </w:tcPr>
+          <w:p>
+            <w:pPr>
+              <w:jc w:val="center"/>
+              <w:rPr>
+                <w:rFonts w:hint="eastAsia"/>
+              </w:rPr>
+            </w:pPr>
+            <w:r>
+              <w:rPr>
+                <w:noProof/>
+              </w:rPr>
+              <w:drawing>
+                <wp:inline distT="0" distB="0" distL="0" distR="0" wp14:anchorId="242DD0BB" wp14:editId="3EF8F796">
+                  <wp:extent cx="2803011" cy="4744577"/>
+                  <wp:effectExtent l="0" t="0" r="0" b="0"/>
+                  <wp:docPr id="195641190" name="图片 1"/>
+                  <wp:cNvGraphicFramePr>
+                    <a:graphicFrameLocks xmlns:a="http://schemas.openxmlformats.org/drawingml/2006/main" noChangeAspect="1"/>
+                  </wp:cNvGraphicFramePr>
+                  <a:graphic xmlns:a="http://schemas.openxmlformats.org/drawingml/2006/main">
+                    <a:graphicData uri="http://schemas.openxmlformats.org/drawingml/2006/picture">
+                      <pic:pic xmlns:pic="http://schemas.openxmlformats.org/drawingml/2006/picture">
+                        <pic:nvPicPr>
+                          <pic:cNvPr id="195641190" name=""/>
+                          <pic:cNvPicPr/>
+                        </pic:nvPicPr>
+                        <pic:blipFill>
+                          <a:blip r:embed="rId25"/>
+                          <a:stretch>
+                            <a:fillRect/>
+                          </a:stretch>
+                        </pic:blipFill>
+                        <pic:spPr>
+                          <a:xfrm>
+                            <a:off x="0" y="0"/>
+                            <a:ext cx="2820078" cy="4773466"/>
+                          </a:xfrm>
+                          <a:prstGeom prst="rect">
+                            <a:avLst/>
+                          </a:prstGeom>
+                        </pic:spPr>
+                      </pic:pic>
+                    </a:graphicData>
+                  </a:graphic>
+                </wp:inline>
+              </w:drawing>
+            </w:r>
+          </w:p>
+        </w:tc>
+      </w:tr>
+      <w:tr>
+        <w:trPr>
+          <w:jc w:val="center"/>
+        </w:trPr>
+        <w:tc>
+          <w:tcPr>
+            <w:tcW w:w="4390" w:type="dxa"/>
+          </w:tcPr>
+          <w:p>
+            <w:pPr>
+              <w:jc w:val="center"/>
+              <w:rPr>
+                <w:rFonts w:hint="eastAsia"/>
+                <w:noProof/>
+              </w:rPr>
+            </w:pPr>
+            <w:r>
+              <w:rPr>
+                <w:rFonts w:hint="eastAsia"/>
+              </w:rPr>
+              <w:t>原始图像</w:t>
+            </w:r>
+          </w:p>
+        </w:tc>
+        <w:tc>
+          <w:tcPr>
+            <w:tcW w:w="4394" w:type="dxa"/>
+          </w:tcPr>
+          <w:p>
+            <w:pPr>
+              <w:jc w:val="center"/>
+              <w:rPr>
+                <w:rFonts w:hint="eastAsia"/>
+              </w:rPr>
+            </w:pPr>
+            <w:r>
+              <w:rPr>
+                <w:rFonts w:hint="eastAsia"/>
+              </w:rPr>
+              <w:t>交通标志牌识别结果</w:t>
+            </w:r>
+          </w:p>
+        </w:tc>
+      </w:tr>
+    </w:tbl>
+    <w:p>
+      <w:pPr>
+        <w:rPr>
+          <w:rFonts w:hint="eastAsia"/>
+        </w:rPr>
+      </w:pPr>
+    </w:p>
+    <w:p>
+      <w:pPr>
+        <w:rPr>
+          <w:rFonts w:hint="eastAsia"/>
+        </w:rPr>
+      </w:pPr>
       <w:r>
         <w:rPr>
           <w:rFonts w:hint="eastAsia"/>
@@ -3689,13 +4694,25 @@
           <w:tcPr>
             <w:tcW w:w="8500" w:type="dxa"/>
           </w:tcPr>
-          <w:p/>
+          <w:p>
+            <w:pPr>
+              <w:rPr>
+                <w:rFonts w:hint="eastAsia"/>
+              </w:rPr>
+            </w:pPr>
+          </w:p>
         </w:tc>
       </w:tr>
     </w:tbl>
-    <w:p/>
+    <w:p>
+      <w:pPr>
+        <w:rPr>
+          <w:rFonts w:hint="eastAsia"/>
+        </w:rPr>
+      </w:pPr>
+    </w:p>
     <w:sectPr>
-      <w:headerReference w:type="default" r:id="rId14"/>
+      <w:headerReference w:type="default" r:id="rId26"/>
       <w:pgSz w:w="11906" w:h="16838"/>
       <w:pgMar w:top="1440" w:right="1800" w:bottom="1440" w:left="1800" w:header="851" w:footer="992" w:gutter="0"/>
       <w:cols w:space="425"/>
@@ -3706,9 +4723,14 @@
 </file>
 
 <file path=word/endnotes.xml><?xml version="1.0" encoding="utf-8"?>
-<w:endnotes xmlns:wpc="http://schemas.microsoft.com/office/word/2010/wordprocessingCanvas" xmlns:cx="http://schemas.microsoft.com/office/drawing/2014/chartex" xmlns:cx1="http://schemas.microsoft.com/office/drawing/2015/9/8/chartex" xmlns:cx2="http://schemas.microsoft.com/office/drawing/2015/10/21/chartex" xmlns:cx3="http://schemas.microsoft.com/office/drawing/2016/5/9/chartex" xmlns:cx4="http://schemas.microsoft.com/office/drawing/2016/5/10/chartex" xmlns:cx5="http://schemas.microsoft.com/office/drawing/2016/5/11/chartex" xmlns:cx6="http://schemas.microsoft.com/office/drawing/2016/5/12/chartex" xmlns:cx7="http://schemas.microsoft.com/office/drawing/2016/5/13/chartex" xmlns:cx8="http://schemas.microsoft.com/office/drawing/2016/5/14/chartex" xmlns:mc="http://schemas.openxmlformats.org/markup-compatibility/2006" xmlns:aink="http://schemas.microsoft.com/office/drawing/2016/ink" xmlns:am3d="http://schemas.microsoft.com/office/drawing/2017/model3d" xmlns:o="urn:schemas-microsoft-com:office:office" xmlns:r="http://schemas.openxmlformats.org/officeDocument/2006/relationships" xmlns:m="http://schemas.openxmlformats.org/officeDocument/2006/math" xmlns:v="urn:schemas-microsoft-com:vml" xmlns:wp14="http://schemas.microsoft.com/office/word/2010/wordprocessingDrawing" xmlns:wp="http://schemas.openxmlformats.org/drawingml/2006/wordprocessingDrawing" xmlns:w10="urn:schemas-microsoft-com:office:word" xmlns:w="http://schemas.openxmlformats.org/wordprocessingml/2006/main" xmlns:w14="http://schemas.microsoft.com/office/word/2010/wordml" xmlns:w15="http://schemas.microsoft.com/office/word/2012/wordml" xmlns:w16cex="http://schemas.microsoft.com/office/word/2018/wordml/cex" xmlns:w16cid="http://schemas.microsoft.com/office/word/2016/wordml/cid" xmlns:w16="http://schemas.microsoft.com/office/word/2018/wordml" xmlns:w16sdtdh="http://schemas.microsoft.com/office/word/2020/wordml/sdtdatahash" xmlns:w16se="http://schemas.microsoft.com/office/word/2015/wordml/symex" xmlns:wpg="http://schemas.microsoft.com/office/word/2010/wordprocessingGroup" xmlns:wpi="http://schemas.microsoft.com/office/word/2010/wordprocessingInk" xmlns:wne="http://schemas.microsoft.com/office/word/2006/wordml" xmlns:wps="http://schemas.microsoft.com/office/word/2010/wordprocessingShape" mc:Ignorable="w14 w15 w16se w16cid w16 w16cex w16sdtdh wp14">
+<w:endnotes xmlns:wpc="http://schemas.microsoft.com/office/word/2010/wordprocessingCanvas" xmlns:cx="http://schemas.microsoft.com/office/drawing/2014/chartex" xmlns:cx1="http://schemas.microsoft.com/office/drawing/2015/9/8/chartex" xmlns:cx2="http://schemas.microsoft.com/office/drawing/2015/10/21/chartex" xmlns:cx3="http://schemas.microsoft.com/office/drawing/2016/5/9/chartex" xmlns:cx4="http://schemas.microsoft.com/office/drawing/2016/5/10/chartex" xmlns:cx5="http://schemas.microsoft.com/office/drawing/2016/5/11/chartex" xmlns:cx6="http://schemas.microsoft.com/office/drawing/2016/5/12/chartex" xmlns:cx7="http://schemas.microsoft.com/office/drawing/2016/5/13/chartex" xmlns:cx8="http://schemas.microsoft.com/office/drawing/2016/5/14/chartex" xmlns:mc="http://schemas.openxmlformats.org/markup-compatibility/2006" xmlns:aink="http://schemas.microsoft.com/office/drawing/2016/ink" xmlns:am3d="http://schemas.microsoft.com/office/drawing/2017/model3d" xmlns:o="urn:schemas-microsoft-com:office:office" xmlns:oel="http://schemas.microsoft.com/office/2019/extlst" xmlns:r="http://schemas.openxmlformats.org/officeDocument/2006/relationships" xmlns:m="http://schemas.openxmlformats.org/officeDocument/2006/math" xmlns:v="urn:schemas-microsoft-com:vml" xmlns:wp14="http://schemas.microsoft.com/office/word/2010/wordprocessingDrawing" xmlns:wp="http://schemas.openxmlformats.org/drawingml/2006/wordprocessingDrawing" xmlns:w10="urn:schemas-microsoft-com:office:word" xmlns:w="http://schemas.openxmlformats.org/wordprocessingml/2006/main" xmlns:w14="http://schemas.microsoft.com/office/word/2010/wordml" xmlns:w15="http://schemas.microsoft.com/office/word/2012/wordml" xmlns:w16cex="http://schemas.microsoft.com/office/word/2018/wordml/cex" xmlns:w16cid="http://schemas.microsoft.com/office/word/2016/wordml/cid" xmlns:w16="http://schemas.microsoft.com/office/word/2018/wordml" xmlns:w16du="http://schemas.microsoft.com/office/word/2023/wordml/word16du" xmlns:w16sdtdh="http://schemas.microsoft.com/office/word/2020/wordml/sdtdatahash" xmlns:w16sdtfl="http://schemas.microsoft.com/office/word/2024/wordml/sdtformatlock" xmlns:w16se="http://schemas.microsoft.com/office/word/2015/wordml/symex" xmlns:wpg="http://schemas.microsoft.com/office/word/2010/wordprocessingGroup" xmlns:wpi="http://schemas.microsoft.com/office/word/2010/wordprocessingInk" xmlns:wne="http://schemas.microsoft.com/office/word/2006/wordml" xmlns:wps="http://schemas.microsoft.com/office/word/2010/wordprocessingShape" mc:Ignorable="w14 w15 w16se w16cid w16 w16cex w16sdtdh w16sdtfl w16du wp14">
   <w:endnote w:type="separator" w:id="-1">
     <w:p>
+      <w:pPr>
+        <w:rPr>
+          <w:rFonts w:hint="eastAsia"/>
+        </w:rPr>
+      </w:pPr>
       <w:r>
         <w:separator/>
       </w:r>
@@ -3716,6 +4738,11 @@
   </w:endnote>
   <w:endnote w:type="continuationSeparator" w:id="0">
     <w:p>
+      <w:pPr>
+        <w:rPr>
+          <w:rFonts w:hint="eastAsia"/>
+        </w:rPr>
+      </w:pPr>
       <w:r>
         <w:continuationSeparator/>
       </w:r>
@@ -3725,9 +4752,14 @@
 </file>
 
 <file path=word/footnotes.xml><?xml version="1.0" encoding="utf-8"?>
-<w:footnotes xmlns:wpc="http://schemas.microsoft.com/office/word/2010/wordprocessingCanvas" xmlns:cx="http://schemas.microsoft.com/office/drawing/2014/chartex" xmlns:cx1="http://schemas.microsoft.com/office/drawing/2015/9/8/chartex" xmlns:cx2="http://schemas.microsoft.com/office/drawing/2015/10/21/chartex" xmlns:cx3="http://schemas.microsoft.com/office/drawing/2016/5/9/chartex" xmlns:cx4="http://schemas.microsoft.com/office/drawing/2016/5/10/chartex" xmlns:cx5="http://schemas.microsoft.com/office/drawing/2016/5/11/chartex" xmlns:cx6="http://schemas.microsoft.com/office/drawing/2016/5/12/chartex" xmlns:cx7="http://schemas.microsoft.com/office/drawing/2016/5/13/chartex" xmlns:cx8="http://schemas.microsoft.com/office/drawing/2016/5/14/chartex" xmlns:mc="http://schemas.openxmlformats.org/markup-compatibility/2006" xmlns:aink="http://schemas.microsoft.com/office/drawing/2016/ink" xmlns:am3d="http://schemas.microsoft.com/office/drawing/2017/model3d" xmlns:o="urn:schemas-microsoft-com:office:office" xmlns:r="http://schemas.openxmlformats.org/officeDocument/2006/relationships" xmlns:m="http://schemas.openxmlformats.org/officeDocument/2006/math" xmlns:v="urn:schemas-microsoft-com:vml" xmlns:wp14="http://schemas.microsoft.com/office/word/2010/wordprocessingDrawing" xmlns:wp="http://schemas.openxmlformats.org/drawingml/2006/wordprocessingDrawing" xmlns:w10="urn:schemas-microsoft-com:office:word" xmlns:w="http://schemas.openxmlformats.org/wordprocessingml/2006/main" xmlns:w14="http://schemas.microsoft.com/office/word/2010/wordml" xmlns:w15="http://schemas.microsoft.com/office/word/2012/wordml" xmlns:w16cex="http://schemas.microsoft.com/office/word/2018/wordml/cex" xmlns:w16cid="http://schemas.microsoft.com/office/word/2016/wordml/cid" xmlns:w16="http://schemas.microsoft.com/office/word/2018/wordml" xmlns:w16sdtdh="http://schemas.microsoft.com/office/word/2020/wordml/sdtdatahash" xmlns:w16se="http://schemas.microsoft.com/office/word/2015/wordml/symex" xmlns:wpg="http://schemas.microsoft.com/office/word/2010/wordprocessingGroup" xmlns:wpi="http://schemas.microsoft.com/office/word/2010/wordprocessingInk" xmlns:wne="http://schemas.microsoft.com/office/word/2006/wordml" xmlns:wps="http://schemas.microsoft.com/office/word/2010/wordprocessingShape" mc:Ignorable="w14 w15 w16se w16cid w16 w16cex w16sdtdh wp14">
+<w:footnotes xmlns:wpc="http://schemas.microsoft.com/office/word/2010/wordprocessingCanvas" xmlns:cx="http://schemas.microsoft.com/office/drawing/2014/chartex" xmlns:cx1="http://schemas.microsoft.com/office/drawing/2015/9/8/chartex" xmlns:cx2="http://schemas.microsoft.com/office/drawing/2015/10/21/chartex" xmlns:cx3="http://schemas.microsoft.com/office/drawing/2016/5/9/chartex" xmlns:cx4="http://schemas.microsoft.com/office/drawing/2016/5/10/chartex" xmlns:cx5="http://schemas.microsoft.com/office/drawing/2016/5/11/chartex" xmlns:cx6="http://schemas.microsoft.com/office/drawing/2016/5/12/chartex" xmlns:cx7="http://schemas.microsoft.com/office/drawing/2016/5/13/chartex" xmlns:cx8="http://schemas.microsoft.com/office/drawing/2016/5/14/chartex" xmlns:mc="http://schemas.openxmlformats.org/markup-compatibility/2006" xmlns:aink="http://schemas.microsoft.com/office/drawing/2016/ink" xmlns:am3d="http://schemas.microsoft.com/office/drawing/2017/model3d" xmlns:o="urn:schemas-microsoft-com:office:office" xmlns:oel="http://schemas.microsoft.com/office/2019/extlst" xmlns:r="http://schemas.openxmlformats.org/officeDocument/2006/relationships" xmlns:m="http://schemas.openxmlformats.org/officeDocument/2006/math" xmlns:v="urn:schemas-microsoft-com:vml" xmlns:wp14="http://schemas.microsoft.com/office/word/2010/wordprocessingDrawing" xmlns:wp="http://schemas.openxmlformats.org/drawingml/2006/wordprocessingDrawing" xmlns:w10="urn:schemas-microsoft-com:office:word" xmlns:w="http://schemas.openxmlformats.org/wordprocessingml/2006/main" xmlns:w14="http://schemas.microsoft.com/office/word/2010/wordml" xmlns:w15="http://schemas.microsoft.com/office/word/2012/wordml" xmlns:w16cex="http://schemas.microsoft.com/office/word/2018/wordml/cex" xmlns:w16cid="http://schemas.microsoft.com/office/word/2016/wordml/cid" xmlns:w16="http://schemas.microsoft.com/office/word/2018/wordml" xmlns:w16du="http://schemas.microsoft.com/office/word/2023/wordml/word16du" xmlns:w16sdtdh="http://schemas.microsoft.com/office/word/2020/wordml/sdtdatahash" xmlns:w16sdtfl="http://schemas.microsoft.com/office/word/2024/wordml/sdtformatlock" xmlns:w16se="http://schemas.microsoft.com/office/word/2015/wordml/symex" xmlns:wpg="http://schemas.microsoft.com/office/word/2010/wordprocessingGroup" xmlns:wpi="http://schemas.microsoft.com/office/word/2010/wordprocessingInk" xmlns:wne="http://schemas.microsoft.com/office/word/2006/wordml" xmlns:wps="http://schemas.microsoft.com/office/word/2010/wordprocessingShape" mc:Ignorable="w14 w15 w16se w16cid w16 w16cex w16sdtdh w16sdtfl w16du wp14">
   <w:footnote w:type="separator" w:id="-1">
     <w:p>
+      <w:pPr>
+        <w:rPr>
+          <w:rFonts w:hint="eastAsia"/>
+        </w:rPr>
+      </w:pPr>
       <w:r>
         <w:separator/>
       </w:r>
@@ -3735,6 +4767,11 @@
   </w:footnote>
   <w:footnote w:type="continuationSeparator" w:id="0">
     <w:p>
+      <w:pPr>
+        <w:rPr>
+          <w:rFonts w:hint="eastAsia"/>
+        </w:rPr>
+      </w:pPr>
       <w:r>
         <w:continuationSeparator/>
       </w:r>
@@ -3744,7 +4781,7 @@
 </file>
 
 <file path=word/header1.xml><?xml version="1.0" encoding="utf-8"?>
-<w:hdr xmlns:wpc="http://schemas.microsoft.com/office/word/2010/wordprocessingCanvas" xmlns:cx="http://schemas.microsoft.com/office/drawing/2014/chartex" xmlns:cx1="http://schemas.microsoft.com/office/drawing/2015/9/8/chartex" xmlns:cx2="http://schemas.microsoft.com/office/drawing/2015/10/21/chartex" xmlns:cx3="http://schemas.microsoft.com/office/drawing/2016/5/9/chartex" xmlns:cx4="http://schemas.microsoft.com/office/drawing/2016/5/10/chartex" xmlns:cx5="http://schemas.microsoft.com/office/drawing/2016/5/11/chartex" xmlns:cx6="http://schemas.microsoft.com/office/drawing/2016/5/12/chartex" xmlns:cx7="http://schemas.microsoft.com/office/drawing/2016/5/13/chartex" xmlns:cx8="http://schemas.microsoft.com/office/drawing/2016/5/14/chartex" xmlns:mc="http://schemas.openxmlformats.org/markup-compatibility/2006" xmlns:aink="http://schemas.microsoft.com/office/drawing/2016/ink" xmlns:am3d="http://schemas.microsoft.com/office/drawing/2017/model3d" xmlns:o="urn:schemas-microsoft-com:office:office" xmlns:r="http://schemas.openxmlformats.org/officeDocument/2006/relationships" xmlns:m="http://schemas.openxmlformats.org/officeDocument/2006/math" xmlns:v="urn:schemas-microsoft-com:vml" xmlns:wp14="http://schemas.microsoft.com/office/word/2010/wordprocessingDrawing" xmlns:wp="http://schemas.openxmlformats.org/drawingml/2006/wordprocessingDrawing" xmlns:w10="urn:schemas-microsoft-com:office:word" xmlns:w="http://schemas.openxmlformats.org/wordprocessingml/2006/main" xmlns:w14="http://schemas.microsoft.com/office/word/2010/wordml" xmlns:w15="http://schemas.microsoft.com/office/word/2012/wordml" xmlns:w16cex="http://schemas.microsoft.com/office/word/2018/wordml/cex" xmlns:w16cid="http://schemas.microsoft.com/office/word/2016/wordml/cid" xmlns:w16="http://schemas.microsoft.com/office/word/2018/wordml" xmlns:w16sdtdh="http://schemas.microsoft.com/office/word/2020/wordml/sdtdatahash" xmlns:w16se="http://schemas.microsoft.com/office/word/2015/wordml/symex" xmlns:wpg="http://schemas.microsoft.com/office/word/2010/wordprocessingGroup" xmlns:wpi="http://schemas.microsoft.com/office/word/2010/wordprocessingInk" xmlns:wne="http://schemas.microsoft.com/office/word/2006/wordml" xmlns:wps="http://schemas.microsoft.com/office/word/2010/wordprocessingShape" mc:Ignorable="w14 w15 w16se w16cid w16 w16cex w16sdtdh wp14">
+<w:hdr xmlns:wpc="http://schemas.microsoft.com/office/word/2010/wordprocessingCanvas" xmlns:cx="http://schemas.microsoft.com/office/drawing/2014/chartex" xmlns:cx1="http://schemas.microsoft.com/office/drawing/2015/9/8/chartex" xmlns:cx2="http://schemas.microsoft.com/office/drawing/2015/10/21/chartex" xmlns:cx3="http://schemas.microsoft.com/office/drawing/2016/5/9/chartex" xmlns:cx4="http://schemas.microsoft.com/office/drawing/2016/5/10/chartex" xmlns:cx5="http://schemas.microsoft.com/office/drawing/2016/5/11/chartex" xmlns:cx6="http://schemas.microsoft.com/office/drawing/2016/5/12/chartex" xmlns:cx7="http://schemas.microsoft.com/office/drawing/2016/5/13/chartex" xmlns:cx8="http://schemas.microsoft.com/office/drawing/2016/5/14/chartex" xmlns:mc="http://schemas.openxmlformats.org/markup-compatibility/2006" xmlns:aink="http://schemas.microsoft.com/office/drawing/2016/ink" xmlns:am3d="http://schemas.microsoft.com/office/drawing/2017/model3d" xmlns:o="urn:schemas-microsoft-com:office:office" xmlns:oel="http://schemas.microsoft.com/office/2019/extlst" xmlns:r="http://schemas.openxmlformats.org/officeDocument/2006/relationships" xmlns:m="http://schemas.openxmlformats.org/officeDocument/2006/math" xmlns:v="urn:schemas-microsoft-com:vml" xmlns:wp14="http://schemas.microsoft.com/office/word/2010/wordprocessingDrawing" xmlns:wp="http://schemas.openxmlformats.org/drawingml/2006/wordprocessingDrawing" xmlns:w10="urn:schemas-microsoft-com:office:word" xmlns:w="http://schemas.openxmlformats.org/wordprocessingml/2006/main" xmlns:w14="http://schemas.microsoft.com/office/word/2010/wordml" xmlns:w15="http://schemas.microsoft.com/office/word/2012/wordml" xmlns:w16cex="http://schemas.microsoft.com/office/word/2018/wordml/cex" xmlns:w16cid="http://schemas.microsoft.com/office/word/2016/wordml/cid" xmlns:w16="http://schemas.microsoft.com/office/word/2018/wordml" xmlns:w16du="http://schemas.microsoft.com/office/word/2023/wordml/word16du" xmlns:w16sdtdh="http://schemas.microsoft.com/office/word/2020/wordml/sdtdatahash" xmlns:w16sdtfl="http://schemas.microsoft.com/office/word/2024/wordml/sdtformatlock" xmlns:w16se="http://schemas.microsoft.com/office/word/2015/wordml/symex" xmlns:wpg="http://schemas.microsoft.com/office/word/2010/wordprocessingGroup" xmlns:wpi="http://schemas.microsoft.com/office/word/2010/wordprocessingInk" xmlns:wne="http://schemas.microsoft.com/office/word/2006/wordml" xmlns:wps="http://schemas.microsoft.com/office/word/2010/wordprocessingShape" mc:Ignorable="w14 w15 w16se w16cid w16 w16cex w16sdtdh w16sdtfl w16du wp14">
   <w:p>
     <w:pPr>
       <w:pStyle w:val="a3"/>
@@ -3752,6 +4789,9 @@
         <w:tab w:val="clear" w:pos="4153"/>
       </w:tabs>
       <w:jc w:val="left"/>
+      <w:rPr>
+        <w:rFonts w:hint="eastAsia"/>
+      </w:rPr>
     </w:pPr>
     <w:r>
       <w:rPr>
@@ -3791,7 +4831,7 @@
 </file>
 
 <file path=word/numbering.xml><?xml version="1.0" encoding="utf-8"?>
-<w:numbering xmlns:wpc="http://schemas.microsoft.com/office/word/2010/wordprocessingCanvas" xmlns:cx="http://schemas.microsoft.com/office/drawing/2014/chartex" xmlns:cx1="http://schemas.microsoft.com/office/drawing/2015/9/8/chartex" xmlns:cx2="http://schemas.microsoft.com/office/drawing/2015/10/21/chartex" xmlns:cx3="http://schemas.microsoft.com/office/drawing/2016/5/9/chartex" xmlns:cx4="http://schemas.microsoft.com/office/drawing/2016/5/10/chartex" xmlns:cx5="http://schemas.microsoft.com/office/drawing/2016/5/11/chartex" xmlns:cx6="http://schemas.microsoft.com/office/drawing/2016/5/12/chartex" xmlns:cx7="http://schemas.microsoft.com/office/drawing/2016/5/13/chartex" xmlns:cx8="http://schemas.microsoft.com/office/drawing/2016/5/14/chartex" xmlns:mc="http://schemas.openxmlformats.org/markup-compatibility/2006" xmlns:aink="http://schemas.microsoft.com/office/drawing/2016/ink" xmlns:am3d="http://schemas.microsoft.com/office/drawing/2017/model3d" xmlns:o="urn:schemas-microsoft-com:office:office" xmlns:r="http://schemas.openxmlformats.org/officeDocument/2006/relationships" xmlns:m="http://schemas.openxmlformats.org/officeDocument/2006/math" xmlns:v="urn:schemas-microsoft-com:vml" xmlns:wp14="http://schemas.microsoft.com/office/word/2010/wordprocessingDrawing" xmlns:wp="http://schemas.openxmlformats.org/drawingml/2006/wordprocessingDrawing" xmlns:w10="urn:schemas-microsoft-com:office:word" xmlns:w="http://schemas.openxmlformats.org/wordprocessingml/2006/main" xmlns:w14="http://schemas.microsoft.com/office/word/2010/wordml" xmlns:w15="http://schemas.microsoft.com/office/word/2012/wordml" xmlns:w16cex="http://schemas.microsoft.com/office/word/2018/wordml/cex" xmlns:w16cid="http://schemas.microsoft.com/office/word/2016/wordml/cid" xmlns:w16="http://schemas.microsoft.com/office/word/2018/wordml" xmlns:w16sdtdh="http://schemas.microsoft.com/office/word/2020/wordml/sdtdatahash" xmlns:w16se="http://schemas.microsoft.com/office/word/2015/wordml/symex" xmlns:wpg="http://schemas.microsoft.com/office/word/2010/wordprocessingGroup" xmlns:wpi="http://schemas.microsoft.com/office/word/2010/wordprocessingInk" xmlns:wne="http://schemas.microsoft.com/office/word/2006/wordml" xmlns:wps="http://schemas.microsoft.com/office/word/2010/wordprocessingShape" mc:Ignorable="w14 w15 w16se w16cid w16 w16cex w16sdtdh wp14">
+<w:numbering xmlns:wpc="http://schemas.microsoft.com/office/word/2010/wordprocessingCanvas" xmlns:cx="http://schemas.microsoft.com/office/drawing/2014/chartex" xmlns:cx1="http://schemas.microsoft.com/office/drawing/2015/9/8/chartex" xmlns:cx2="http://schemas.microsoft.com/office/drawing/2015/10/21/chartex" xmlns:cx3="http://schemas.microsoft.com/office/drawing/2016/5/9/chartex" xmlns:cx4="http://schemas.microsoft.com/office/drawing/2016/5/10/chartex" xmlns:cx5="http://schemas.microsoft.com/office/drawing/2016/5/11/chartex" xmlns:cx6="http://schemas.microsoft.com/office/drawing/2016/5/12/chartex" xmlns:cx7="http://schemas.microsoft.com/office/drawing/2016/5/13/chartex" xmlns:cx8="http://schemas.microsoft.com/office/drawing/2016/5/14/chartex" xmlns:mc="http://schemas.openxmlformats.org/markup-compatibility/2006" xmlns:aink="http://schemas.microsoft.com/office/drawing/2016/ink" xmlns:am3d="http://schemas.microsoft.com/office/drawing/2017/model3d" xmlns:o="urn:schemas-microsoft-com:office:office" xmlns:oel="http://schemas.microsoft.com/office/2019/extlst" xmlns:r="http://schemas.openxmlformats.org/officeDocument/2006/relationships" xmlns:m="http://schemas.openxmlformats.org/officeDocument/2006/math" xmlns:v="urn:schemas-microsoft-com:vml" xmlns:wp14="http://schemas.microsoft.com/office/word/2010/wordprocessingDrawing" xmlns:wp="http://schemas.openxmlformats.org/drawingml/2006/wordprocessingDrawing" xmlns:w10="urn:schemas-microsoft-com:office:word" xmlns:w="http://schemas.openxmlformats.org/wordprocessingml/2006/main" xmlns:w14="http://schemas.microsoft.com/office/word/2010/wordml" xmlns:w15="http://schemas.microsoft.com/office/word/2012/wordml" xmlns:w16cex="http://schemas.microsoft.com/office/word/2018/wordml/cex" xmlns:w16cid="http://schemas.microsoft.com/office/word/2016/wordml/cid" xmlns:w16="http://schemas.microsoft.com/office/word/2018/wordml" xmlns:w16du="http://schemas.microsoft.com/office/word/2023/wordml/word16du" xmlns:w16sdtdh="http://schemas.microsoft.com/office/word/2020/wordml/sdtdatahash" xmlns:w16sdtfl="http://schemas.microsoft.com/office/word/2024/wordml/sdtformatlock" xmlns:w16se="http://schemas.microsoft.com/office/word/2015/wordml/symex" xmlns:wpg="http://schemas.microsoft.com/office/word/2010/wordprocessingGroup" xmlns:wpi="http://schemas.microsoft.com/office/word/2010/wordprocessingInk" xmlns:wne="http://schemas.microsoft.com/office/word/2006/wordml" xmlns:wps="http://schemas.microsoft.com/office/word/2010/wordprocessingShape" mc:Ignorable="w14 w15 w16se w16cid w16 w16cex w16sdtdh w16sdtfl w16du wp14">
   <w:abstractNum w:abstractNumId="0" w15:restartNumberingAfterBreak="0">
     <w:nsid w:val="20755F81"/>
     <w:multiLevelType w:val="hybridMultilevel"/>
@@ -3970,17 +5010,17 @@
       </w:pPr>
     </w:lvl>
   </w:abstractNum>
-  <w:num w:numId="1">
+  <w:num w:numId="1" w16cid:durableId="460272575">
     <w:abstractNumId w:val="1"/>
   </w:num>
-  <w:num w:numId="2">
+  <w:num w:numId="2" w16cid:durableId="142740886">
     <w:abstractNumId w:val="0"/>
   </w:num>
 </w:numbering>
 </file>
 
 <file path=word/styles.xml><?xml version="1.0" encoding="utf-8"?>
-<w:styles xmlns:mc="http://schemas.openxmlformats.org/markup-compatibility/2006" xmlns:r="http://schemas.openxmlformats.org/officeDocument/2006/relationships" xmlns:w="http://schemas.openxmlformats.org/wordprocessingml/2006/main" xmlns:w14="http://schemas.microsoft.com/office/word/2010/wordml" xmlns:w15="http://schemas.microsoft.com/office/word/2012/wordml" xmlns:w16cex="http://schemas.microsoft.com/office/word/2018/wordml/cex" xmlns:w16cid="http://schemas.microsoft.com/office/word/2016/wordml/cid" xmlns:w16="http://schemas.microsoft.com/office/word/2018/wordml" xmlns:w16sdtdh="http://schemas.microsoft.com/office/word/2020/wordml/sdtdatahash" xmlns:w16se="http://schemas.microsoft.com/office/word/2015/wordml/symex" mc:Ignorable="w14 w15 w16se w16cid w16 w16cex w16sdtdh">
+<w:styles xmlns:mc="http://schemas.openxmlformats.org/markup-compatibility/2006" xmlns:r="http://schemas.openxmlformats.org/officeDocument/2006/relationships" xmlns:w="http://schemas.openxmlformats.org/wordprocessingml/2006/main" xmlns:w14="http://schemas.microsoft.com/office/word/2010/wordml" xmlns:w15="http://schemas.microsoft.com/office/word/2012/wordml" xmlns:w16cex="http://schemas.microsoft.com/office/word/2018/wordml/cex" xmlns:w16cid="http://schemas.microsoft.com/office/word/2016/wordml/cid" xmlns:w16="http://schemas.microsoft.com/office/word/2018/wordml" xmlns:w16du="http://schemas.microsoft.com/office/word/2023/wordml/word16du" xmlns:w16sdtdh="http://schemas.microsoft.com/office/word/2020/wordml/sdtdatahash" xmlns:w16sdtfl="http://schemas.microsoft.com/office/word/2024/wordml/sdtformatlock" xmlns:w16se="http://schemas.microsoft.com/office/word/2015/wordml/symex" mc:Ignorable="w14 w15 w16se w16cid w16 w16cex w16sdtdh w16sdtfl w16du">
   <w:docDefaults>
     <w:rPrDefault>
       <w:rPr>
